--- a/docs/ERP_Module_Usage_Report.docx
+++ b/docs/ERP_Module_Usage_Report.docx
@@ -7,18 +7,25 @@
         <w:rPr>
           <w:b/>
           <w:color w:val="1F3A5F"/>
-          <w:sz w:val="32"/>
+          <w:sz w:val="28"/>
         </w:rPr>
-        <w:t>Indus ERP – Module Status &amp; Usage Report</w:t>
+        <w:t xml:space="preserve">Indus ERP – Module-wise Status &amp; Usage </w:t>
       </w:r>
     </w:p>
     <w:p>
+      <w:pPr>
+        <w:rPr>
+          <w:sz w:val="24"/>
+          <w:szCs w:val="24"/>
+        </w:rPr>
+      </w:pPr>
       <w:r>
         <w:rPr>
           <w:i/>
-          <w:sz w:val="17"/>
+          <w:sz w:val="24"/>
+          <w:szCs w:val="24"/>
         </w:rPr>
-        <w:t>Data as of 15-Oct-2026 · Source: live production database (row counts and record created dates) · 130 tables with data out of 204</w:t>
+        <w:t>As of 15-Oct-2026 · Source: live production database (row counts, record created-dates) · Usage = days with new entries ÷ working days (6/wk) since first entry</w:t>
       </w:r>
     </w:p>
     <w:tbl>
@@ -28,96 +35,103 @@
         <w:tblLook w:val="04A0" w:firstRow="1" w:lastRow="0" w:firstColumn="1" w:lastColumn="0" w:noHBand="0" w:noVBand="1"/>
       </w:tblPr>
       <w:tblGrid>
-        <w:gridCol w:w="1871"/>
-        <w:gridCol w:w="5216"/>
-        <w:gridCol w:w="1077"/>
-        <w:gridCol w:w="964"/>
-        <w:gridCol w:w="1361"/>
-        <w:gridCol w:w="964"/>
-        <w:gridCol w:w="964"/>
-        <w:gridCol w:w="964"/>
-        <w:gridCol w:w="964"/>
+        <w:gridCol w:w="4706"/>
+        <w:gridCol w:w="1247"/>
+        <w:gridCol w:w="1247"/>
+        <w:gridCol w:w="1247"/>
+        <w:gridCol w:w="1701"/>
+        <w:gridCol w:w="1417"/>
+        <w:gridCol w:w="1417"/>
+        <w:gridCol w:w="1417"/>
       </w:tblGrid>
       <w:tr>
         <w:tc>
           <w:tcPr>
-            <w:tcW w:w="1871" w:type="dxa"/>
+            <w:tcW w:w="4706" w:type="dxa"/>
             <w:shd w:val="clear" w:color="auto" w:fill="1F3A5F"/>
           </w:tcPr>
           <w:p>
             <w:pPr>
               <w:rPr>
-                <w:sz w:val="22"/>
+                <w:sz w:val="24"/>
+                <w:szCs w:val="24"/>
               </w:rPr>
             </w:pPr>
             <w:r>
               <w:rPr>
                 <w:b/>
                 <w:color w:val="FFFFFF"/>
-                <w:sz w:val="22"/>
-              </w:rPr>
-              <w:t>Module</w:t>
-            </w:r>
-          </w:p>
-        </w:tc>
-        <w:tc>
-          <w:tcPr>
-            <w:tcW w:w="5216" w:type="dxa"/>
+                <w:sz w:val="24"/>
+                <w:szCs w:val="24"/>
+              </w:rPr>
+              <w:t>Navbar module → Sub-module</w:t>
+            </w:r>
+          </w:p>
+        </w:tc>
+        <w:tc>
+          <w:tcPr>
+            <w:tcW w:w="1247" w:type="dxa"/>
             <w:shd w:val="clear" w:color="auto" w:fill="1F3A5F"/>
           </w:tcPr>
           <w:p>
             <w:pPr>
               <w:rPr>
-                <w:sz w:val="22"/>
+                <w:sz w:val="24"/>
+                <w:szCs w:val="24"/>
               </w:rPr>
             </w:pPr>
             <w:r>
               <w:rPr>
                 <w:b/>
                 <w:color w:val="FFFFFF"/>
-                <w:sz w:val="22"/>
-              </w:rPr>
-              <w:t>What has been built</w:t>
-            </w:r>
-          </w:p>
-        </w:tc>
-        <w:tc>
-          <w:tcPr>
-            <w:tcW w:w="1077" w:type="dxa"/>
+                <w:sz w:val="24"/>
+                <w:szCs w:val="24"/>
+              </w:rPr>
+              <w:t>Live since</w:t>
+            </w:r>
+          </w:p>
+        </w:tc>
+        <w:tc>
+          <w:tcPr>
+            <w:tcW w:w="1247" w:type="dxa"/>
             <w:shd w:val="clear" w:color="auto" w:fill="1F3A5F"/>
           </w:tcPr>
           <w:p>
             <w:pPr>
               <w:rPr>
-                <w:sz w:val="22"/>
+                <w:sz w:val="24"/>
+                <w:szCs w:val="24"/>
               </w:rPr>
             </w:pPr>
             <w:r>
               <w:rPr>
                 <w:b/>
                 <w:color w:val="FFFFFF"/>
-                <w:sz w:val="22"/>
-              </w:rPr>
-              <w:t>Live since</w:t>
-            </w:r>
-          </w:p>
-        </w:tc>
-        <w:tc>
-          <w:tcPr>
-            <w:tcW w:w="964" w:type="dxa"/>
+                <w:sz w:val="24"/>
+                <w:szCs w:val="24"/>
+              </w:rPr>
+              <w:t>Last entry</w:t>
+            </w:r>
+          </w:p>
+        </w:tc>
+        <w:tc>
+          <w:tcPr>
+            <w:tcW w:w="1247" w:type="dxa"/>
             <w:shd w:val="clear" w:color="auto" w:fill="1F3A5F"/>
           </w:tcPr>
           <w:p>
             <w:pPr>
               <w:rPr>
-                <w:sz w:val="22"/>
+                <w:sz w:val="24"/>
+                <w:szCs w:val="24"/>
               </w:rPr>
             </w:pPr>
             <w:r>
               <w:rPr>
                 <w:b/>
                 <w:color w:val="FFFFFF"/>
-                <w:sz w:val="22"/>
+                <w:sz w:val="24"/>
+                <w:szCs w:val="24"/>
               </w:rPr>
               <w:t>Total rows</w:t>
             </w:r>
@@ -125,41 +139,45 @@
         </w:tc>
         <w:tc>
           <w:tcPr>
-            <w:tcW w:w="1361" w:type="dxa"/>
+            <w:tcW w:w="1701" w:type="dxa"/>
             <w:shd w:val="clear" w:color="auto" w:fill="1F3A5F"/>
           </w:tcPr>
           <w:p>
             <w:pPr>
               <w:rPr>
-                <w:sz w:val="22"/>
+                <w:sz w:val="24"/>
+                <w:szCs w:val="24"/>
               </w:rPr>
             </w:pPr>
             <w:r>
               <w:rPr>
                 <w:b/>
                 <w:color w:val="FFFFFF"/>
-                <w:sz w:val="22"/>
-              </w:rPr>
-              <w:t>Active days / working days</w:t>
-            </w:r>
-          </w:p>
-        </w:tc>
-        <w:tc>
-          <w:tcPr>
-            <w:tcW w:w="964" w:type="dxa"/>
+                <w:sz w:val="24"/>
+                <w:szCs w:val="24"/>
+              </w:rPr>
+              <w:t>Active / working days</w:t>
+            </w:r>
+          </w:p>
+        </w:tc>
+        <w:tc>
+          <w:tcPr>
+            <w:tcW w:w="1417" w:type="dxa"/>
             <w:shd w:val="clear" w:color="auto" w:fill="1F3A5F"/>
           </w:tcPr>
           <w:p>
             <w:pPr>
               <w:rPr>
-                <w:sz w:val="22"/>
+                <w:sz w:val="24"/>
+                <w:szCs w:val="24"/>
               </w:rPr>
             </w:pPr>
             <w:r>
               <w:rPr>
                 <w:b/>
                 <w:color w:val="FFFFFF"/>
-                <w:sz w:val="22"/>
+                <w:sz w:val="24"/>
+                <w:szCs w:val="24"/>
               </w:rPr>
               <w:t>Usage since live</w:t>
             </w:r>
@@ -167,62 +185,45 @@
         </w:tc>
         <w:tc>
           <w:tcPr>
-            <w:tcW w:w="964" w:type="dxa"/>
+            <w:tcW w:w="1417" w:type="dxa"/>
             <w:shd w:val="clear" w:color="auto" w:fill="1F3A5F"/>
           </w:tcPr>
           <w:p>
             <w:pPr>
               <w:rPr>
-                <w:sz w:val="22"/>
+                <w:sz w:val="24"/>
+                <w:szCs w:val="24"/>
               </w:rPr>
             </w:pPr>
             <w:r>
               <w:rPr>
                 <w:b/>
                 <w:color w:val="FFFFFF"/>
-                <w:sz w:val="22"/>
-              </w:rPr>
-              <w:t>Rows (last 30 d)</w:t>
-            </w:r>
-          </w:p>
-        </w:tc>
-        <w:tc>
-          <w:tcPr>
-            <w:tcW w:w="964" w:type="dxa"/>
+                <w:sz w:val="24"/>
+                <w:szCs w:val="24"/>
+              </w:rPr>
+              <w:t>Rows last 30 d</w:t>
+            </w:r>
+          </w:p>
+        </w:tc>
+        <w:tc>
+          <w:tcPr>
+            <w:tcW w:w="1417" w:type="dxa"/>
             <w:shd w:val="clear" w:color="auto" w:fill="1F3A5F"/>
           </w:tcPr>
           <w:p>
             <w:pPr>
               <w:rPr>
-                <w:sz w:val="22"/>
+                <w:sz w:val="24"/>
+                <w:szCs w:val="24"/>
               </w:rPr>
             </w:pPr>
             <w:r>
               <w:rPr>
                 <w:b/>
                 <w:color w:val="FFFFFF"/>
-                <w:sz w:val="22"/>
-              </w:rPr>
-              <w:t>Active days (last 30 d)</w:t>
-            </w:r>
-          </w:p>
-        </w:tc>
-        <w:tc>
-          <w:tcPr>
-            <w:tcW w:w="964" w:type="dxa"/>
-            <w:shd w:val="clear" w:color="auto" w:fill="1F3A5F"/>
-          </w:tcPr>
-          <w:p>
-            <w:pPr>
-              <w:rPr>
-                <w:sz w:val="22"/>
-              </w:rPr>
-            </w:pPr>
-            <w:r>
-              <w:rPr>
-                <w:b/>
-                <w:color w:val="FFFFFF"/>
-                <w:sz w:val="22"/>
+                <w:sz w:val="24"/>
+                <w:szCs w:val="24"/>
               </w:rPr>
               <w:t>Usage last 30 d</w:t>
             </w:r>
@@ -232,166 +233,24 @@
       <w:tr>
         <w:tc>
           <w:tcPr>
-            <w:tcW w:w="1871" w:type="dxa"/>
-          </w:tcPr>
-          <w:p>
-            <w:pPr>
-              <w:rPr>
-                <w:sz w:val="22"/>
+            <w:tcW w:w="14399" w:type="dxa"/>
+            <w:gridSpan w:val="8"/>
+            <w:shd w:val="clear" w:color="auto" w:fill="DCE6F1"/>
+          </w:tcPr>
+          <w:p>
+            <w:pPr>
+              <w:rPr>
+                <w:sz w:val="24"/>
+                <w:szCs w:val="24"/>
               </w:rPr>
             </w:pPr>
             <w:r>
               <w:rPr>
                 <w:b/>
-                <w:sz w:val="22"/>
-              </w:rPr>
-              <w:t>Attendance</w:t>
-            </w:r>
-          </w:p>
-        </w:tc>
-        <w:tc>
-          <w:tcPr>
-            <w:tcW w:w="5216" w:type="dxa"/>
-          </w:tcPr>
-          <w:p>
-            <w:pPr>
-              <w:rPr>
-                <w:sz w:val="22"/>
-              </w:rPr>
-            </w:pPr>
-            <w:r>
-              <w:rPr>
-                <w:sz w:val="22"/>
-              </w:rPr>
-              <w:t>Biometric punch sync, admin attendance register, attendance rules &amp; rule values, site-wise daily marking</w:t>
-            </w:r>
-          </w:p>
-        </w:tc>
-        <w:tc>
-          <w:tcPr>
-            <w:tcW w:w="1077" w:type="dxa"/>
-          </w:tcPr>
-          <w:p>
-            <w:pPr>
-              <w:rPr>
-                <w:sz w:val="22"/>
-              </w:rPr>
-            </w:pPr>
-            <w:r>
-              <w:rPr>
-                <w:sz w:val="22"/>
-              </w:rPr>
-              <w:t>24-Jan-26</w:t>
-            </w:r>
-          </w:p>
-        </w:tc>
-        <w:tc>
-          <w:tcPr>
-            <w:tcW w:w="964" w:type="dxa"/>
-          </w:tcPr>
-          <w:p>
-            <w:pPr>
-              <w:rPr>
-                <w:sz w:val="22"/>
-              </w:rPr>
-            </w:pPr>
-            <w:r>
-              <w:rPr>
-                <w:sz w:val="22"/>
-              </w:rPr>
-              <w:t>89,652</w:t>
-            </w:r>
-          </w:p>
-        </w:tc>
-        <w:tc>
-          <w:tcPr>
-            <w:tcW w:w="1361" w:type="dxa"/>
-          </w:tcPr>
-          <w:p>
-            <w:pPr>
-              <w:rPr>
-                <w:sz w:val="22"/>
-              </w:rPr>
-            </w:pPr>
-            <w:r>
-              <w:rPr>
-                <w:sz w:val="22"/>
-              </w:rPr>
-              <w:t>156 / 227</w:t>
-            </w:r>
-          </w:p>
-        </w:tc>
-        <w:tc>
-          <w:tcPr>
-            <w:tcW w:w="964" w:type="dxa"/>
-            <w:shd w:val="clear" w:color="auto" w:fill="C6EFCE"/>
-          </w:tcPr>
-          <w:p>
-            <w:pPr>
-              <w:rPr>
-                <w:sz w:val="22"/>
-              </w:rPr>
-            </w:pPr>
-            <w:r>
-              <w:rPr>
-                <w:sz w:val="22"/>
-              </w:rPr>
-              <w:t>69%</w:t>
-            </w:r>
-          </w:p>
-        </w:tc>
-        <w:tc>
-          <w:tcPr>
-            <w:tcW w:w="964" w:type="dxa"/>
-          </w:tcPr>
-          <w:p>
-            <w:pPr>
-              <w:rPr>
-                <w:sz w:val="22"/>
-              </w:rPr>
-            </w:pPr>
-            <w:r>
-              <w:rPr>
-                <w:sz w:val="22"/>
-              </w:rPr>
-              <w:t>18,781</w:t>
-            </w:r>
-          </w:p>
-        </w:tc>
-        <w:tc>
-          <w:tcPr>
-            <w:tcW w:w="964" w:type="dxa"/>
-          </w:tcPr>
-          <w:p>
-            <w:pPr>
-              <w:rPr>
-                <w:sz w:val="22"/>
-              </w:rPr>
-            </w:pPr>
-            <w:r>
-              <w:rPr>
-                <w:sz w:val="22"/>
-              </w:rPr>
-              <w:t>31</w:t>
-            </w:r>
-          </w:p>
-        </w:tc>
-        <w:tc>
-          <w:tcPr>
-            <w:tcW w:w="964" w:type="dxa"/>
-            <w:shd w:val="clear" w:color="auto" w:fill="C6EFCE"/>
-          </w:tcPr>
-          <w:p>
-            <w:pPr>
-              <w:rPr>
-                <w:sz w:val="22"/>
-              </w:rPr>
-            </w:pPr>
-            <w:r>
-              <w:rPr>
-                <w:sz w:val="22"/>
-              </w:rPr>
-              <w:t>100%</w:t>
+                <w:sz w:val="24"/>
+                <w:szCs w:val="24"/>
+              </w:rPr>
+              <w:t>HR   (20,666 rows)</w:t>
             </w:r>
           </w:p>
         </w:tc>
@@ -399,166 +258,163 @@
       <w:tr>
         <w:tc>
           <w:tcPr>
-            <w:tcW w:w="1871" w:type="dxa"/>
-          </w:tcPr>
-          <w:p>
-            <w:pPr>
-              <w:rPr>
-                <w:sz w:val="22"/>
-              </w:rPr>
-            </w:pPr>
-            <w:r>
-              <w:rPr>
-                <w:b/>
-                <w:sz w:val="22"/>
-              </w:rPr>
-              <w:t>Compliance &amp; OC</w:t>
-            </w:r>
-          </w:p>
-        </w:tc>
-        <w:tc>
-          <w:tcPr>
-            <w:tcW w:w="5216" w:type="dxa"/>
-          </w:tcPr>
-          <w:p>
-            <w:pPr>
-              <w:rPr>
-                <w:sz w:val="22"/>
-              </w:rPr>
-            </w:pPr>
-            <w:r>
-              <w:rPr>
-                <w:sz w:val="22"/>
-              </w:rPr>
-              <w:t>Compliance filings &amp; form packs, OC master, sign-off and assignees</w:t>
-            </w:r>
-          </w:p>
-        </w:tc>
-        <w:tc>
-          <w:tcPr>
-            <w:tcW w:w="1077" w:type="dxa"/>
-          </w:tcPr>
-          <w:p>
-            <w:pPr>
-              <w:rPr>
-                <w:sz w:val="22"/>
-              </w:rPr>
-            </w:pPr>
-            <w:r>
-              <w:rPr>
-                <w:sz w:val="22"/>
-              </w:rPr>
-              <w:t>12-Oct-26</w:t>
-            </w:r>
-          </w:p>
-        </w:tc>
-        <w:tc>
-          <w:tcPr>
-            <w:tcW w:w="964" w:type="dxa"/>
-          </w:tcPr>
-          <w:p>
-            <w:pPr>
-              <w:rPr>
-                <w:sz w:val="22"/>
-              </w:rPr>
-            </w:pPr>
-            <w:r>
-              <w:rPr>
-                <w:sz w:val="22"/>
-              </w:rPr>
-              <w:t>19</w:t>
-            </w:r>
-          </w:p>
-        </w:tc>
-        <w:tc>
-          <w:tcPr>
-            <w:tcW w:w="1361" w:type="dxa"/>
-          </w:tcPr>
-          <w:p>
-            <w:pPr>
-              <w:rPr>
-                <w:sz w:val="22"/>
-              </w:rPr>
-            </w:pPr>
-            <w:r>
-              <w:rPr>
-                <w:sz w:val="22"/>
-              </w:rPr>
-              <w:t>2 / 3</w:t>
-            </w:r>
-          </w:p>
-        </w:tc>
-        <w:tc>
-          <w:tcPr>
-            <w:tcW w:w="964" w:type="dxa"/>
-            <w:shd w:val="clear" w:color="auto" w:fill="C6EFCE"/>
-          </w:tcPr>
-          <w:p>
-            <w:pPr>
-              <w:rPr>
-                <w:sz w:val="22"/>
-              </w:rPr>
-            </w:pPr>
-            <w:r>
-              <w:rPr>
-                <w:sz w:val="22"/>
-              </w:rPr>
-              <w:t>67%</w:t>
-            </w:r>
-          </w:p>
-        </w:tc>
-        <w:tc>
-          <w:tcPr>
-            <w:tcW w:w="964" w:type="dxa"/>
-          </w:tcPr>
-          <w:p>
-            <w:pPr>
-              <w:rPr>
-                <w:sz w:val="22"/>
-              </w:rPr>
-            </w:pPr>
-            <w:r>
-              <w:rPr>
-                <w:sz w:val="22"/>
-              </w:rPr>
-              <w:t>8</w:t>
-            </w:r>
-          </w:p>
-        </w:tc>
-        <w:tc>
-          <w:tcPr>
-            <w:tcW w:w="964" w:type="dxa"/>
-          </w:tcPr>
-          <w:p>
-            <w:pPr>
-              <w:rPr>
-                <w:sz w:val="22"/>
-              </w:rPr>
-            </w:pPr>
-            <w:r>
-              <w:rPr>
-                <w:sz w:val="22"/>
-              </w:rPr>
-              <w:t>2</w:t>
-            </w:r>
-          </w:p>
-        </w:tc>
-        <w:tc>
-          <w:tcPr>
-            <w:tcW w:w="964" w:type="dxa"/>
+            <w:tcW w:w="4706" w:type="dxa"/>
+          </w:tcPr>
+          <w:p>
+            <w:pPr>
+              <w:rPr>
+                <w:sz w:val="24"/>
+                <w:szCs w:val="24"/>
+              </w:rPr>
+            </w:pPr>
+            <w:r>
+              <w:rPr>
+                <w:sz w:val="24"/>
+                <w:szCs w:val="24"/>
+              </w:rPr>
+              <w:t xml:space="preserve">   HR Management (sites, designations, grid)</w:t>
+            </w:r>
+          </w:p>
+        </w:tc>
+        <w:tc>
+          <w:tcPr>
+            <w:tcW w:w="1247" w:type="dxa"/>
+          </w:tcPr>
+          <w:p>
+            <w:pPr>
+              <w:rPr>
+                <w:sz w:val="24"/>
+                <w:szCs w:val="24"/>
+              </w:rPr>
+            </w:pPr>
+            <w:r>
+              <w:rPr>
+                <w:sz w:val="24"/>
+                <w:szCs w:val="24"/>
+              </w:rPr>
+              <w:t>24-Jan-26</w:t>
+            </w:r>
+          </w:p>
+        </w:tc>
+        <w:tc>
+          <w:tcPr>
+            <w:tcW w:w="1247" w:type="dxa"/>
+          </w:tcPr>
+          <w:p>
+            <w:pPr>
+              <w:rPr>
+                <w:sz w:val="24"/>
+                <w:szCs w:val="24"/>
+              </w:rPr>
+            </w:pPr>
+            <w:r>
+              <w:rPr>
+                <w:sz w:val="24"/>
+                <w:szCs w:val="24"/>
+              </w:rPr>
+              <w:t>15-Oct-26</w:t>
+            </w:r>
+          </w:p>
+        </w:tc>
+        <w:tc>
+          <w:tcPr>
+            <w:tcW w:w="1247" w:type="dxa"/>
+          </w:tcPr>
+          <w:p>
+            <w:pPr>
+              <w:rPr>
+                <w:sz w:val="24"/>
+                <w:szCs w:val="24"/>
+              </w:rPr>
+            </w:pPr>
+            <w:r>
+              <w:rPr>
+                <w:sz w:val="24"/>
+                <w:szCs w:val="24"/>
+              </w:rPr>
+              <w:t>311</w:t>
+            </w:r>
+          </w:p>
+        </w:tc>
+        <w:tc>
+          <w:tcPr>
+            <w:tcW w:w="1701" w:type="dxa"/>
+          </w:tcPr>
+          <w:p>
+            <w:pPr>
+              <w:rPr>
+                <w:sz w:val="24"/>
+                <w:szCs w:val="24"/>
+              </w:rPr>
+            </w:pPr>
+            <w:r>
+              <w:rPr>
+                <w:sz w:val="24"/>
+                <w:szCs w:val="24"/>
+              </w:rPr>
+              <w:t>32 / 227</w:t>
+            </w:r>
+          </w:p>
+        </w:tc>
+        <w:tc>
+          <w:tcPr>
+            <w:tcW w:w="1417" w:type="dxa"/>
             <w:shd w:val="clear" w:color="auto" w:fill="FFC7CE"/>
           </w:tcPr>
           <w:p>
             <w:pPr>
               <w:rPr>
-                <w:sz w:val="22"/>
-              </w:rPr>
-            </w:pPr>
-            <w:r>
-              <w:rPr>
-                <w:sz w:val="22"/>
-              </w:rPr>
-              <w:t>8%</w:t>
+                <w:sz w:val="24"/>
+                <w:szCs w:val="24"/>
+              </w:rPr>
+            </w:pPr>
+            <w:r>
+              <w:rPr>
+                <w:sz w:val="24"/>
+                <w:szCs w:val="24"/>
+              </w:rPr>
+              <w:t>14%</w:t>
+            </w:r>
+          </w:p>
+        </w:tc>
+        <w:tc>
+          <w:tcPr>
+            <w:tcW w:w="1417" w:type="dxa"/>
+          </w:tcPr>
+          <w:p>
+            <w:pPr>
+              <w:rPr>
+                <w:sz w:val="24"/>
+                <w:szCs w:val="24"/>
+              </w:rPr>
+            </w:pPr>
+            <w:r>
+              <w:rPr>
+                <w:sz w:val="24"/>
+                <w:szCs w:val="24"/>
+              </w:rPr>
+              <w:t>49</w:t>
+            </w:r>
+          </w:p>
+        </w:tc>
+        <w:tc>
+          <w:tcPr>
+            <w:tcW w:w="1417" w:type="dxa"/>
+            <w:shd w:val="clear" w:color="auto" w:fill="FFEB9C"/>
+          </w:tcPr>
+          <w:p>
+            <w:pPr>
+              <w:rPr>
+                <w:sz w:val="24"/>
+                <w:szCs w:val="24"/>
+              </w:rPr>
+            </w:pPr>
+            <w:r>
+              <w:rPr>
+                <w:sz w:val="24"/>
+                <w:szCs w:val="24"/>
+              </w:rPr>
+              <w:t>31%</w:t>
             </w:r>
           </w:p>
         </w:tc>
@@ -566,166 +422,163 @@
       <w:tr>
         <w:tc>
           <w:tcPr>
-            <w:tcW w:w="1871" w:type="dxa"/>
-          </w:tcPr>
-          <w:p>
-            <w:pPr>
-              <w:rPr>
-                <w:sz w:val="22"/>
-              </w:rPr>
-            </w:pPr>
-            <w:r>
-              <w:rPr>
-                <w:b/>
-                <w:sz w:val="22"/>
-              </w:rPr>
-              <w:t>Fire Tender Vehicle Ops</w:t>
-            </w:r>
-          </w:p>
-        </w:tc>
-        <w:tc>
-          <w:tcPr>
-            <w:tcW w:w="5216" w:type="dxa"/>
-          </w:tcPr>
-          <w:p>
-            <w:pPr>
-              <w:rPr>
-                <w:sz w:val="22"/>
-              </w:rPr>
-            </w:pPr>
-            <w:r>
-              <w:rPr>
-                <w:sz w:val="22"/>
-              </w:rPr>
-              <w:t>Vehicle master, drivers, trip log, vehicle documents with expiry tracking</w:t>
-            </w:r>
-          </w:p>
-        </w:tc>
-        <w:tc>
-          <w:tcPr>
-            <w:tcW w:w="1077" w:type="dxa"/>
-          </w:tcPr>
-          <w:p>
-            <w:pPr>
-              <w:rPr>
-                <w:sz w:val="22"/>
-              </w:rPr>
-            </w:pPr>
-            <w:r>
-              <w:rPr>
-                <w:sz w:val="22"/>
-              </w:rPr>
-              <w:t>22-May-26</w:t>
-            </w:r>
-          </w:p>
-        </w:tc>
-        <w:tc>
-          <w:tcPr>
-            <w:tcW w:w="964" w:type="dxa"/>
-          </w:tcPr>
-          <w:p>
-            <w:pPr>
-              <w:rPr>
-                <w:sz w:val="22"/>
-              </w:rPr>
-            </w:pPr>
-            <w:r>
-              <w:rPr>
-                <w:sz w:val="22"/>
-              </w:rPr>
-              <w:t>932</w:t>
-            </w:r>
-          </w:p>
-        </w:tc>
-        <w:tc>
-          <w:tcPr>
-            <w:tcW w:w="1361" w:type="dxa"/>
-          </w:tcPr>
-          <w:p>
-            <w:pPr>
-              <w:rPr>
-                <w:sz w:val="22"/>
-              </w:rPr>
-            </w:pPr>
-            <w:r>
-              <w:rPr>
-                <w:sz w:val="22"/>
-              </w:rPr>
-              <w:t>73 / 126</w:t>
-            </w:r>
-          </w:p>
-        </w:tc>
-        <w:tc>
-          <w:tcPr>
-            <w:tcW w:w="964" w:type="dxa"/>
-            <w:shd w:val="clear" w:color="auto" w:fill="FFEB9C"/>
-          </w:tcPr>
-          <w:p>
-            <w:pPr>
-              <w:rPr>
-                <w:sz w:val="22"/>
-              </w:rPr>
-            </w:pPr>
-            <w:r>
-              <w:rPr>
-                <w:sz w:val="22"/>
-              </w:rPr>
-              <w:t>58%</w:t>
-            </w:r>
-          </w:p>
-        </w:tc>
-        <w:tc>
-          <w:tcPr>
-            <w:tcW w:w="964" w:type="dxa"/>
-          </w:tcPr>
-          <w:p>
-            <w:pPr>
-              <w:rPr>
-                <w:sz w:val="22"/>
-              </w:rPr>
-            </w:pPr>
-            <w:r>
-              <w:rPr>
-                <w:sz w:val="22"/>
-              </w:rPr>
-              <w:t>352</w:t>
-            </w:r>
-          </w:p>
-        </w:tc>
-        <w:tc>
-          <w:tcPr>
-            <w:tcW w:w="964" w:type="dxa"/>
-          </w:tcPr>
-          <w:p>
-            <w:pPr>
-              <w:rPr>
-                <w:sz w:val="22"/>
-              </w:rPr>
-            </w:pPr>
-            <w:r>
-              <w:rPr>
-                <w:sz w:val="22"/>
-              </w:rPr>
-              <w:t>22</w:t>
-            </w:r>
-          </w:p>
-        </w:tc>
-        <w:tc>
-          <w:tcPr>
-            <w:tcW w:w="964" w:type="dxa"/>
-            <w:shd w:val="clear" w:color="auto" w:fill="C6EFCE"/>
-          </w:tcPr>
-          <w:p>
-            <w:pPr>
-              <w:rPr>
-                <w:sz w:val="22"/>
-              </w:rPr>
-            </w:pPr>
-            <w:r>
-              <w:rPr>
-                <w:sz w:val="22"/>
-              </w:rPr>
-              <w:t>85%</w:t>
+            <w:tcW w:w="4706" w:type="dxa"/>
+          </w:tcPr>
+          <w:p>
+            <w:pPr>
+              <w:rPr>
+                <w:sz w:val="24"/>
+                <w:szCs w:val="24"/>
+              </w:rPr>
+            </w:pPr>
+            <w:r>
+              <w:rPr>
+                <w:sz w:val="24"/>
+                <w:szCs w:val="24"/>
+              </w:rPr>
+              <w:t xml:space="preserve">   Recruitment (HR calling)</w:t>
+            </w:r>
+          </w:p>
+        </w:tc>
+        <w:tc>
+          <w:tcPr>
+            <w:tcW w:w="1247" w:type="dxa"/>
+          </w:tcPr>
+          <w:p>
+            <w:pPr>
+              <w:rPr>
+                <w:sz w:val="24"/>
+                <w:szCs w:val="24"/>
+              </w:rPr>
+            </w:pPr>
+            <w:r>
+              <w:rPr>
+                <w:sz w:val="24"/>
+                <w:szCs w:val="24"/>
+              </w:rPr>
+              <w:t>04-Aug-26</w:t>
+            </w:r>
+          </w:p>
+        </w:tc>
+        <w:tc>
+          <w:tcPr>
+            <w:tcW w:w="1247" w:type="dxa"/>
+          </w:tcPr>
+          <w:p>
+            <w:pPr>
+              <w:rPr>
+                <w:sz w:val="24"/>
+                <w:szCs w:val="24"/>
+              </w:rPr>
+            </w:pPr>
+            <w:r>
+              <w:rPr>
+                <w:sz w:val="24"/>
+                <w:szCs w:val="24"/>
+              </w:rPr>
+              <w:t>14-Aug-26</w:t>
+            </w:r>
+          </w:p>
+        </w:tc>
+        <w:tc>
+          <w:tcPr>
+            <w:tcW w:w="1247" w:type="dxa"/>
+          </w:tcPr>
+          <w:p>
+            <w:pPr>
+              <w:rPr>
+                <w:sz w:val="24"/>
+                <w:szCs w:val="24"/>
+              </w:rPr>
+            </w:pPr>
+            <w:r>
+              <w:rPr>
+                <w:sz w:val="24"/>
+                <w:szCs w:val="24"/>
+              </w:rPr>
+              <w:t>121</w:t>
+            </w:r>
+          </w:p>
+        </w:tc>
+        <w:tc>
+          <w:tcPr>
+            <w:tcW w:w="1701" w:type="dxa"/>
+          </w:tcPr>
+          <w:p>
+            <w:pPr>
+              <w:rPr>
+                <w:sz w:val="24"/>
+                <w:szCs w:val="24"/>
+              </w:rPr>
+            </w:pPr>
+            <w:r>
+              <w:rPr>
+                <w:sz w:val="24"/>
+                <w:szCs w:val="24"/>
+              </w:rPr>
+              <w:t>5 / 63</w:t>
+            </w:r>
+          </w:p>
+        </w:tc>
+        <w:tc>
+          <w:tcPr>
+            <w:tcW w:w="1417" w:type="dxa"/>
+            <w:shd w:val="clear" w:color="auto" w:fill="FFC7CE"/>
+          </w:tcPr>
+          <w:p>
+            <w:pPr>
+              <w:rPr>
+                <w:sz w:val="24"/>
+                <w:szCs w:val="24"/>
+              </w:rPr>
+            </w:pPr>
+            <w:r>
+              <w:rPr>
+                <w:sz w:val="24"/>
+                <w:szCs w:val="24"/>
+              </w:rPr>
+              <w:t>8%</w:t>
+            </w:r>
+          </w:p>
+        </w:tc>
+        <w:tc>
+          <w:tcPr>
+            <w:tcW w:w="1417" w:type="dxa"/>
+          </w:tcPr>
+          <w:p>
+            <w:pPr>
+              <w:rPr>
+                <w:sz w:val="24"/>
+                <w:szCs w:val="24"/>
+              </w:rPr>
+            </w:pPr>
+            <w:r>
+              <w:rPr>
+                <w:sz w:val="24"/>
+                <w:szCs w:val="24"/>
+              </w:rPr>
+              <w:t>0</w:t>
+            </w:r>
+          </w:p>
+        </w:tc>
+        <w:tc>
+          <w:tcPr>
+            <w:tcW w:w="1417" w:type="dxa"/>
+            <w:shd w:val="clear" w:color="auto" w:fill="FFC7CE"/>
+          </w:tcPr>
+          <w:p>
+            <w:pPr>
+              <w:rPr>
+                <w:sz w:val="24"/>
+                <w:szCs w:val="24"/>
+              </w:rPr>
+            </w:pPr>
+            <w:r>
+              <w:rPr>
+                <w:sz w:val="24"/>
+                <w:szCs w:val="24"/>
+              </w:rPr>
+              <w:t>0%</w:t>
             </w:r>
           </w:p>
         </w:tc>
@@ -733,54 +586,39 @@
       <w:tr>
         <w:tc>
           <w:tcPr>
-            <w:tcW w:w="1871" w:type="dxa"/>
-          </w:tcPr>
-          <w:p>
-            <w:pPr>
-              <w:rPr>
-                <w:sz w:val="22"/>
-              </w:rPr>
-            </w:pPr>
-            <w:r>
-              <w:rPr>
-                <w:b/>
-                <w:sz w:val="22"/>
-              </w:rPr>
-              <w:t>Users &amp; Access</w:t>
-            </w:r>
-          </w:p>
-        </w:tc>
-        <w:tc>
-          <w:tcPr>
-            <w:tcW w:w="5216" w:type="dxa"/>
-          </w:tcPr>
-          <w:p>
-            <w:pPr>
-              <w:rPr>
-                <w:sz w:val="22"/>
-              </w:rPr>
-            </w:pPr>
-            <w:r>
-              <w:rPr>
-                <w:sz w:val="22"/>
-              </w:rPr>
-              <w:t>User management, roles/profiles, module access config</w:t>
-            </w:r>
-          </w:p>
-        </w:tc>
-        <w:tc>
-          <w:tcPr>
-            <w:tcW w:w="1077" w:type="dxa"/>
-          </w:tcPr>
-          <w:p>
-            <w:pPr>
-              <w:rPr>
-                <w:sz w:val="22"/>
-              </w:rPr>
-            </w:pPr>
-            <w:r>
-              <w:rPr>
-                <w:sz w:val="22"/>
+            <w:tcW w:w="4706" w:type="dxa"/>
+          </w:tcPr>
+          <w:p>
+            <w:pPr>
+              <w:rPr>
+                <w:sz w:val="24"/>
+                <w:szCs w:val="24"/>
+              </w:rPr>
+            </w:pPr>
+            <w:r>
+              <w:rPr>
+                <w:sz w:val="24"/>
+                <w:szCs w:val="24"/>
+              </w:rPr>
+              <w:t xml:space="preserve">   Attendance / Site Attendance</w:t>
+            </w:r>
+          </w:p>
+        </w:tc>
+        <w:tc>
+          <w:tcPr>
+            <w:tcW w:w="1247" w:type="dxa"/>
+          </w:tcPr>
+          <w:p>
+            <w:pPr>
+              <w:rPr>
+                <w:sz w:val="24"/>
+                <w:szCs w:val="24"/>
+              </w:rPr>
+            </w:pPr>
+            <w:r>
+              <w:rPr>
+                <w:sz w:val="24"/>
+                <w:szCs w:val="24"/>
               </w:rPr>
               <w:t>24-Jan-26</w:t>
             </w:r>
@@ -788,111 +626,123 @@
         </w:tc>
         <w:tc>
           <w:tcPr>
-            <w:tcW w:w="964" w:type="dxa"/>
-          </w:tcPr>
-          <w:p>
-            <w:pPr>
-              <w:rPr>
-                <w:sz w:val="22"/>
-              </w:rPr>
-            </w:pPr>
-            <w:r>
-              <w:rPr>
-                <w:sz w:val="22"/>
-              </w:rPr>
-              <w:t>699</w:t>
-            </w:r>
-          </w:p>
-        </w:tc>
-        <w:tc>
-          <w:tcPr>
-            <w:tcW w:w="1361" w:type="dxa"/>
-          </w:tcPr>
-          <w:p>
-            <w:pPr>
-              <w:rPr>
-                <w:sz w:val="22"/>
-              </w:rPr>
-            </w:pPr>
-            <w:r>
-              <w:rPr>
-                <w:sz w:val="22"/>
-              </w:rPr>
-              <w:t>64 / 227</w:t>
-            </w:r>
-          </w:p>
-        </w:tc>
-        <w:tc>
-          <w:tcPr>
-            <w:tcW w:w="964" w:type="dxa"/>
+            <w:tcW w:w="1247" w:type="dxa"/>
+          </w:tcPr>
+          <w:p>
+            <w:pPr>
+              <w:rPr>
+                <w:sz w:val="24"/>
+                <w:szCs w:val="24"/>
+              </w:rPr>
+            </w:pPr>
+            <w:r>
+              <w:rPr>
+                <w:sz w:val="24"/>
+                <w:szCs w:val="24"/>
+              </w:rPr>
+              <w:t>15-Oct-26</w:t>
+            </w:r>
+          </w:p>
+        </w:tc>
+        <w:tc>
+          <w:tcPr>
+            <w:tcW w:w="1247" w:type="dxa"/>
+          </w:tcPr>
+          <w:p>
+            <w:pPr>
+              <w:rPr>
+                <w:sz w:val="24"/>
+                <w:szCs w:val="24"/>
+              </w:rPr>
+            </w:pPr>
+            <w:r>
+              <w:rPr>
+                <w:sz w:val="24"/>
+                <w:szCs w:val="24"/>
+              </w:rPr>
+              <w:t>19,350</w:t>
+            </w:r>
+          </w:p>
+        </w:tc>
+        <w:tc>
+          <w:tcPr>
+            <w:tcW w:w="1701" w:type="dxa"/>
+          </w:tcPr>
+          <w:p>
+            <w:pPr>
+              <w:rPr>
+                <w:sz w:val="24"/>
+                <w:szCs w:val="24"/>
+              </w:rPr>
+            </w:pPr>
+            <w:r>
+              <w:rPr>
+                <w:sz w:val="24"/>
+                <w:szCs w:val="24"/>
+              </w:rPr>
+              <w:t>100 / 227</w:t>
+            </w:r>
+          </w:p>
+        </w:tc>
+        <w:tc>
+          <w:tcPr>
+            <w:tcW w:w="1417" w:type="dxa"/>
             <w:shd w:val="clear" w:color="auto" w:fill="FFEB9C"/>
           </w:tcPr>
           <w:p>
             <w:pPr>
               <w:rPr>
-                <w:sz w:val="22"/>
-              </w:rPr>
-            </w:pPr>
-            <w:r>
-              <w:rPr>
-                <w:sz w:val="22"/>
-              </w:rPr>
-              <w:t>28%</w:t>
-            </w:r>
-          </w:p>
-        </w:tc>
-        <w:tc>
-          <w:tcPr>
-            <w:tcW w:w="964" w:type="dxa"/>
-          </w:tcPr>
-          <w:p>
-            <w:pPr>
-              <w:rPr>
-                <w:sz w:val="22"/>
-              </w:rPr>
-            </w:pPr>
-            <w:r>
-              <w:rPr>
-                <w:sz w:val="22"/>
-              </w:rPr>
-              <w:t>66</w:t>
-            </w:r>
-          </w:p>
-        </w:tc>
-        <w:tc>
-          <w:tcPr>
-            <w:tcW w:w="964" w:type="dxa"/>
-          </w:tcPr>
-          <w:p>
-            <w:pPr>
-              <w:rPr>
-                <w:sz w:val="22"/>
-              </w:rPr>
-            </w:pPr>
-            <w:r>
-              <w:rPr>
-                <w:sz w:val="22"/>
-              </w:rPr>
-              <w:t>13</w:t>
-            </w:r>
-          </w:p>
-        </w:tc>
-        <w:tc>
-          <w:tcPr>
-            <w:tcW w:w="964" w:type="dxa"/>
+                <w:sz w:val="24"/>
+                <w:szCs w:val="24"/>
+              </w:rPr>
+            </w:pPr>
+            <w:r>
+              <w:rPr>
+                <w:sz w:val="24"/>
+                <w:szCs w:val="24"/>
+              </w:rPr>
+              <w:t>44%</w:t>
+            </w:r>
+          </w:p>
+        </w:tc>
+        <w:tc>
+          <w:tcPr>
+            <w:tcW w:w="1417" w:type="dxa"/>
+          </w:tcPr>
+          <w:p>
+            <w:pPr>
+              <w:rPr>
+                <w:sz w:val="24"/>
+                <w:szCs w:val="24"/>
+              </w:rPr>
+            </w:pPr>
+            <w:r>
+              <w:rPr>
+                <w:sz w:val="24"/>
+                <w:szCs w:val="24"/>
+              </w:rPr>
+              <w:t>3,568</w:t>
+            </w:r>
+          </w:p>
+        </w:tc>
+        <w:tc>
+          <w:tcPr>
+            <w:tcW w:w="1417" w:type="dxa"/>
             <w:shd w:val="clear" w:color="auto" w:fill="FFEB9C"/>
           </w:tcPr>
           <w:p>
             <w:pPr>
               <w:rPr>
-                <w:sz w:val="22"/>
-              </w:rPr>
-            </w:pPr>
-            <w:r>
-              <w:rPr>
-                <w:sz w:val="22"/>
-              </w:rPr>
-              <w:t>50%</w:t>
+                <w:sz w:val="24"/>
+                <w:szCs w:val="24"/>
+              </w:rPr>
+            </w:pPr>
+            <w:r>
+              <w:rPr>
+                <w:sz w:val="24"/>
+                <w:szCs w:val="24"/>
+              </w:rPr>
+              <w:t>58%</w:t>
             </w:r>
           </w:p>
         </w:tc>
@@ -900,54 +750,39 @@
       <w:tr>
         <w:tc>
           <w:tcPr>
-            <w:tcW w:w="1871" w:type="dxa"/>
-          </w:tcPr>
-          <w:p>
-            <w:pPr>
-              <w:rPr>
-                <w:sz w:val="22"/>
-              </w:rPr>
-            </w:pPr>
-            <w:r>
-              <w:rPr>
-                <w:b/>
-                <w:sz w:val="22"/>
-              </w:rPr>
-              <w:t>HR &amp; People</w:t>
-            </w:r>
-          </w:p>
-        </w:tc>
-        <w:tc>
-          <w:tcPr>
-            <w:tcW w:w="5216" w:type="dxa"/>
-          </w:tcPr>
-          <w:p>
-            <w:pPr>
-              <w:rPr>
-                <w:sz w:val="22"/>
-              </w:rPr>
-            </w:pPr>
-            <w:r>
-              <w:rPr>
-                <w:sz w:val="22"/>
-              </w:rPr>
-              <w:t>Employee master &amp; history, people directory, HR calling/recruitment, joining &amp; policy docs, letters, exit docs</w:t>
-            </w:r>
-          </w:p>
-        </w:tc>
-        <w:tc>
-          <w:tcPr>
-            <w:tcW w:w="1077" w:type="dxa"/>
-          </w:tcPr>
-          <w:p>
-            <w:pPr>
-              <w:rPr>
-                <w:sz w:val="22"/>
-              </w:rPr>
-            </w:pPr>
-            <w:r>
-              <w:rPr>
-                <w:sz w:val="22"/>
+            <w:tcW w:w="4706" w:type="dxa"/>
+          </w:tcPr>
+          <w:p>
+            <w:pPr>
+              <w:rPr>
+                <w:sz w:val="24"/>
+                <w:szCs w:val="24"/>
+              </w:rPr>
+            </w:pPr>
+            <w:r>
+              <w:rPr>
+                <w:sz w:val="24"/>
+                <w:szCs w:val="24"/>
+              </w:rPr>
+              <w:t xml:space="preserve">   People Management</w:t>
+            </w:r>
+          </w:p>
+        </w:tc>
+        <w:tc>
+          <w:tcPr>
+            <w:tcW w:w="1247" w:type="dxa"/>
+          </w:tcPr>
+          <w:p>
+            <w:pPr>
+              <w:rPr>
+                <w:sz w:val="24"/>
+                <w:szCs w:val="24"/>
+              </w:rPr>
+            </w:pPr>
+            <w:r>
+              <w:rPr>
+                <w:sz w:val="24"/>
+                <w:szCs w:val="24"/>
               </w:rPr>
               <w:t>05-Dec-25</w:t>
             </w:r>
@@ -955,111 +790,123 @@
         </w:tc>
         <w:tc>
           <w:tcPr>
-            <w:tcW w:w="964" w:type="dxa"/>
-          </w:tcPr>
-          <w:p>
-            <w:pPr>
-              <w:rPr>
-                <w:sz w:val="22"/>
-              </w:rPr>
-            </w:pPr>
-            <w:r>
-              <w:rPr>
-                <w:sz w:val="22"/>
-              </w:rPr>
-              <w:t>2,273</w:t>
-            </w:r>
-          </w:p>
-        </w:tc>
-        <w:tc>
-          <w:tcPr>
-            <w:tcW w:w="1361" w:type="dxa"/>
-          </w:tcPr>
-          <w:p>
-            <w:pPr>
-              <w:rPr>
-                <w:sz w:val="22"/>
-              </w:rPr>
-            </w:pPr>
-            <w:r>
-              <w:rPr>
-                <w:sz w:val="22"/>
-              </w:rPr>
-              <w:t>62 / 270</w:t>
-            </w:r>
-          </w:p>
-        </w:tc>
-        <w:tc>
-          <w:tcPr>
-            <w:tcW w:w="964" w:type="dxa"/>
+            <w:tcW w:w="1247" w:type="dxa"/>
+          </w:tcPr>
+          <w:p>
+            <w:pPr>
+              <w:rPr>
+                <w:sz w:val="24"/>
+                <w:szCs w:val="24"/>
+              </w:rPr>
+            </w:pPr>
+            <w:r>
+              <w:rPr>
+                <w:sz w:val="24"/>
+                <w:szCs w:val="24"/>
+              </w:rPr>
+              <w:t>12-Oct-26</w:t>
+            </w:r>
+          </w:p>
+        </w:tc>
+        <w:tc>
+          <w:tcPr>
+            <w:tcW w:w="1247" w:type="dxa"/>
+          </w:tcPr>
+          <w:p>
+            <w:pPr>
+              <w:rPr>
+                <w:sz w:val="24"/>
+                <w:szCs w:val="24"/>
+              </w:rPr>
+            </w:pPr>
+            <w:r>
+              <w:rPr>
+                <w:sz w:val="24"/>
+                <w:szCs w:val="24"/>
+              </w:rPr>
+              <w:t>884</w:t>
+            </w:r>
+          </w:p>
+        </w:tc>
+        <w:tc>
+          <w:tcPr>
+            <w:tcW w:w="1701" w:type="dxa"/>
+          </w:tcPr>
+          <w:p>
+            <w:pPr>
+              <w:rPr>
+                <w:sz w:val="24"/>
+                <w:szCs w:val="24"/>
+              </w:rPr>
+            </w:pPr>
+            <w:r>
+              <w:rPr>
+                <w:sz w:val="24"/>
+                <w:szCs w:val="24"/>
+              </w:rPr>
+              <w:t>36 / 270</w:t>
+            </w:r>
+          </w:p>
+        </w:tc>
+        <w:tc>
+          <w:tcPr>
+            <w:tcW w:w="1417" w:type="dxa"/>
             <w:shd w:val="clear" w:color="auto" w:fill="FFC7CE"/>
           </w:tcPr>
           <w:p>
             <w:pPr>
               <w:rPr>
-                <w:sz w:val="22"/>
-              </w:rPr>
-            </w:pPr>
-            <w:r>
-              <w:rPr>
-                <w:sz w:val="22"/>
-              </w:rPr>
-              <w:t>23%</w:t>
-            </w:r>
-          </w:p>
-        </w:tc>
-        <w:tc>
-          <w:tcPr>
-            <w:tcW w:w="964" w:type="dxa"/>
-          </w:tcPr>
-          <w:p>
-            <w:pPr>
-              <w:rPr>
-                <w:sz w:val="22"/>
-              </w:rPr>
-            </w:pPr>
-            <w:r>
-              <w:rPr>
-                <w:sz w:val="22"/>
-              </w:rPr>
-              <w:t>299</w:t>
-            </w:r>
-          </w:p>
-        </w:tc>
-        <w:tc>
-          <w:tcPr>
-            <w:tcW w:w="964" w:type="dxa"/>
-          </w:tcPr>
-          <w:p>
-            <w:pPr>
-              <w:rPr>
-                <w:sz w:val="22"/>
-              </w:rPr>
-            </w:pPr>
-            <w:r>
-              <w:rPr>
-                <w:sz w:val="22"/>
-              </w:rPr>
-              <w:t>16</w:t>
-            </w:r>
-          </w:p>
-        </w:tc>
-        <w:tc>
-          <w:tcPr>
-            <w:tcW w:w="964" w:type="dxa"/>
-            <w:shd w:val="clear" w:color="auto" w:fill="C6EFCE"/>
-          </w:tcPr>
-          <w:p>
-            <w:pPr>
-              <w:rPr>
-                <w:sz w:val="22"/>
-              </w:rPr>
-            </w:pPr>
-            <w:r>
-              <w:rPr>
-                <w:sz w:val="22"/>
-              </w:rPr>
-              <w:t>62%</w:t>
+                <w:sz w:val="24"/>
+                <w:szCs w:val="24"/>
+              </w:rPr>
+            </w:pPr>
+            <w:r>
+              <w:rPr>
+                <w:sz w:val="24"/>
+                <w:szCs w:val="24"/>
+              </w:rPr>
+              <w:t>13%</w:t>
+            </w:r>
+          </w:p>
+        </w:tc>
+        <w:tc>
+          <w:tcPr>
+            <w:tcW w:w="1417" w:type="dxa"/>
+          </w:tcPr>
+          <w:p>
+            <w:pPr>
+              <w:rPr>
+                <w:sz w:val="24"/>
+                <w:szCs w:val="24"/>
+              </w:rPr>
+            </w:pPr>
+            <w:r>
+              <w:rPr>
+                <w:sz w:val="24"/>
+                <w:szCs w:val="24"/>
+              </w:rPr>
+              <w:t>167</w:t>
+            </w:r>
+          </w:p>
+        </w:tc>
+        <w:tc>
+          <w:tcPr>
+            <w:tcW w:w="1417" w:type="dxa"/>
+            <w:shd w:val="clear" w:color="auto" w:fill="FFEB9C"/>
+          </w:tcPr>
+          <w:p>
+            <w:pPr>
+              <w:rPr>
+                <w:sz w:val="24"/>
+                <w:szCs w:val="24"/>
+              </w:rPr>
+            </w:pPr>
+            <w:r>
+              <w:rPr>
+                <w:sz w:val="24"/>
+                <w:szCs w:val="24"/>
+              </w:rPr>
+              <w:t>35%</w:t>
             </w:r>
           </w:p>
         </w:tc>
@@ -1067,180 +914,24 @@
       <w:tr>
         <w:tc>
           <w:tcPr>
-            <w:tcW w:w="1871" w:type="dxa"/>
-          </w:tcPr>
-          <w:p>
-            <w:pPr>
-              <w:rPr>
-                <w:sz w:val="22"/>
+            <w:tcW w:w="14399" w:type="dxa"/>
+            <w:gridSpan w:val="8"/>
+            <w:shd w:val="clear" w:color="auto" w:fill="DCE6F1"/>
+          </w:tcPr>
+          <w:p>
+            <w:pPr>
+              <w:rPr>
+                <w:sz w:val="24"/>
+                <w:szCs w:val="24"/>
               </w:rPr>
             </w:pPr>
             <w:r>
               <w:rPr>
                 <w:b/>
-                <w:sz w:val="22"/>
-              </w:rPr>
-              <w:t>Sites &amp; Manpower</w:t>
-            </w:r>
-          </w:p>
-        </w:tc>
-        <w:tc>
-          <w:tcPr>
-            <w:tcW w:w="5216" w:type="dxa"/>
-          </w:tcPr>
-          <w:p>
-            <w:pPr>
-              <w:rPr>
-                <w:sz w:val="22"/>
-              </w:rPr>
-            </w:pPr>
-            <w:r>
-              <w:rPr>
-                <w:sz w:val="22"/>
-              </w:rPr>
-              <w:t xml:space="preserve">Sites, designations, grid placements, </w:t>
-            </w:r>
-            <w:proofErr w:type="gramStart"/>
-            <w:r>
-              <w:rPr>
-                <w:sz w:val="22"/>
-              </w:rPr>
-              <w:t>supervisors</w:t>
-            </w:r>
-            <w:proofErr w:type="gramEnd"/>
-            <w:r>
-              <w:rPr>
-                <w:sz w:val="22"/>
-              </w:rPr>
-              <w:t>/HR managers, manpower enquiries</w:t>
-            </w:r>
-          </w:p>
-        </w:tc>
-        <w:tc>
-          <w:tcPr>
-            <w:tcW w:w="1077" w:type="dxa"/>
-          </w:tcPr>
-          <w:p>
-            <w:pPr>
-              <w:rPr>
-                <w:sz w:val="22"/>
-              </w:rPr>
-            </w:pPr>
-            <w:r>
-              <w:rPr>
-                <w:sz w:val="22"/>
-              </w:rPr>
-              <w:t>24-Jan-26</w:t>
-            </w:r>
-          </w:p>
-        </w:tc>
-        <w:tc>
-          <w:tcPr>
-            <w:tcW w:w="964" w:type="dxa"/>
-          </w:tcPr>
-          <w:p>
-            <w:pPr>
-              <w:rPr>
-                <w:sz w:val="22"/>
-              </w:rPr>
-            </w:pPr>
-            <w:r>
-              <w:rPr>
-                <w:sz w:val="22"/>
-              </w:rPr>
-              <w:t>777</w:t>
-            </w:r>
-          </w:p>
-        </w:tc>
-        <w:tc>
-          <w:tcPr>
-            <w:tcW w:w="1361" w:type="dxa"/>
-          </w:tcPr>
-          <w:p>
-            <w:pPr>
-              <w:rPr>
-                <w:sz w:val="22"/>
-              </w:rPr>
-            </w:pPr>
-            <w:r>
-              <w:rPr>
-                <w:sz w:val="22"/>
-              </w:rPr>
-              <w:t>45 / 227</w:t>
-            </w:r>
-          </w:p>
-        </w:tc>
-        <w:tc>
-          <w:tcPr>
-            <w:tcW w:w="964" w:type="dxa"/>
-            <w:shd w:val="clear" w:color="auto" w:fill="FFC7CE"/>
-          </w:tcPr>
-          <w:p>
-            <w:pPr>
-              <w:rPr>
-                <w:sz w:val="22"/>
-              </w:rPr>
-            </w:pPr>
-            <w:r>
-              <w:rPr>
-                <w:sz w:val="22"/>
-              </w:rPr>
-              <w:t>20%</w:t>
-            </w:r>
-          </w:p>
-        </w:tc>
-        <w:tc>
-          <w:tcPr>
-            <w:tcW w:w="964" w:type="dxa"/>
-          </w:tcPr>
-          <w:p>
-            <w:pPr>
-              <w:rPr>
-                <w:sz w:val="22"/>
-              </w:rPr>
-            </w:pPr>
-            <w:r>
-              <w:rPr>
-                <w:sz w:val="22"/>
-              </w:rPr>
-              <w:t>153</w:t>
-            </w:r>
-          </w:p>
-        </w:tc>
-        <w:tc>
-          <w:tcPr>
-            <w:tcW w:w="964" w:type="dxa"/>
-          </w:tcPr>
-          <w:p>
-            <w:pPr>
-              <w:rPr>
-                <w:sz w:val="22"/>
-              </w:rPr>
-            </w:pPr>
-            <w:r>
-              <w:rPr>
-                <w:sz w:val="22"/>
-              </w:rPr>
-              <w:t>11</w:t>
-            </w:r>
-          </w:p>
-        </w:tc>
-        <w:tc>
-          <w:tcPr>
-            <w:tcW w:w="964" w:type="dxa"/>
-            <w:shd w:val="clear" w:color="auto" w:fill="FFEB9C"/>
-          </w:tcPr>
-          <w:p>
-            <w:pPr>
-              <w:rPr>
-                <w:sz w:val="22"/>
-              </w:rPr>
-            </w:pPr>
-            <w:r>
-              <w:rPr>
-                <w:sz w:val="22"/>
-              </w:rPr>
-              <w:t>42%</w:t>
+                <w:sz w:val="24"/>
+                <w:szCs w:val="24"/>
+              </w:rPr>
+              <w:t>Corporate HR/Admin   (71,632 rows)</w:t>
             </w:r>
           </w:p>
         </w:tc>
@@ -1248,166 +939,163 @@
       <w:tr>
         <w:tc>
           <w:tcPr>
-            <w:tcW w:w="1871" w:type="dxa"/>
-          </w:tcPr>
-          <w:p>
-            <w:pPr>
-              <w:rPr>
-                <w:sz w:val="22"/>
-              </w:rPr>
-            </w:pPr>
-            <w:r>
-              <w:rPr>
-                <w:b/>
-                <w:sz w:val="22"/>
-              </w:rPr>
-              <w:t>Software Subscriptions</w:t>
-            </w:r>
-          </w:p>
-        </w:tc>
-        <w:tc>
-          <w:tcPr>
-            <w:tcW w:w="5216" w:type="dxa"/>
-          </w:tcPr>
-          <w:p>
-            <w:pPr>
-              <w:rPr>
-                <w:sz w:val="22"/>
-              </w:rPr>
-            </w:pPr>
-            <w:r>
-              <w:rPr>
-                <w:sz w:val="22"/>
-              </w:rPr>
-              <w:t>Subscription register with invoice uploads and renewals</w:t>
-            </w:r>
-          </w:p>
-        </w:tc>
-        <w:tc>
-          <w:tcPr>
-            <w:tcW w:w="1077" w:type="dxa"/>
-          </w:tcPr>
-          <w:p>
-            <w:pPr>
-              <w:rPr>
-                <w:sz w:val="22"/>
-              </w:rPr>
-            </w:pPr>
-            <w:r>
-              <w:rPr>
-                <w:sz w:val="22"/>
-              </w:rPr>
-              <w:t>12-May-26</w:t>
-            </w:r>
-          </w:p>
-        </w:tc>
-        <w:tc>
-          <w:tcPr>
-            <w:tcW w:w="964" w:type="dxa"/>
-          </w:tcPr>
-          <w:p>
-            <w:pPr>
-              <w:rPr>
-                <w:sz w:val="22"/>
-              </w:rPr>
-            </w:pPr>
-            <w:r>
-              <w:rPr>
-                <w:sz w:val="22"/>
-              </w:rPr>
-              <w:t>49</w:t>
-            </w:r>
-          </w:p>
-        </w:tc>
-        <w:tc>
-          <w:tcPr>
-            <w:tcW w:w="1361" w:type="dxa"/>
-          </w:tcPr>
-          <w:p>
-            <w:pPr>
-              <w:rPr>
-                <w:sz w:val="22"/>
-              </w:rPr>
-            </w:pPr>
-            <w:r>
-              <w:rPr>
-                <w:sz w:val="22"/>
-              </w:rPr>
-              <w:t>20 / 135</w:t>
-            </w:r>
-          </w:p>
-        </w:tc>
-        <w:tc>
-          <w:tcPr>
-            <w:tcW w:w="964" w:type="dxa"/>
+            <w:tcW w:w="4706" w:type="dxa"/>
+          </w:tcPr>
+          <w:p>
+            <w:pPr>
+              <w:rPr>
+                <w:sz w:val="24"/>
+                <w:szCs w:val="24"/>
+              </w:rPr>
+            </w:pPr>
+            <w:r>
+              <w:rPr>
+                <w:sz w:val="24"/>
+                <w:szCs w:val="24"/>
+              </w:rPr>
+              <w:t xml:space="preserve">   Recruitment</w:t>
+            </w:r>
+          </w:p>
+        </w:tc>
+        <w:tc>
+          <w:tcPr>
+            <w:tcW w:w="1247" w:type="dxa"/>
+          </w:tcPr>
+          <w:p>
+            <w:pPr>
+              <w:rPr>
+                <w:sz w:val="24"/>
+                <w:szCs w:val="24"/>
+              </w:rPr>
+            </w:pPr>
+            <w:r>
+              <w:rPr>
+                <w:sz w:val="24"/>
+                <w:szCs w:val="24"/>
+              </w:rPr>
+              <w:t>07-Oct-26</w:t>
+            </w:r>
+          </w:p>
+        </w:tc>
+        <w:tc>
+          <w:tcPr>
+            <w:tcW w:w="1247" w:type="dxa"/>
+          </w:tcPr>
+          <w:p>
+            <w:pPr>
+              <w:rPr>
+                <w:sz w:val="24"/>
+                <w:szCs w:val="24"/>
+              </w:rPr>
+            </w:pPr>
+            <w:r>
+              <w:rPr>
+                <w:sz w:val="24"/>
+                <w:szCs w:val="24"/>
+              </w:rPr>
+              <w:t>07-Oct-26</w:t>
+            </w:r>
+          </w:p>
+        </w:tc>
+        <w:tc>
+          <w:tcPr>
+            <w:tcW w:w="1247" w:type="dxa"/>
+          </w:tcPr>
+          <w:p>
+            <w:pPr>
+              <w:rPr>
+                <w:sz w:val="24"/>
+                <w:szCs w:val="24"/>
+              </w:rPr>
+            </w:pPr>
+            <w:r>
+              <w:rPr>
+                <w:sz w:val="24"/>
+                <w:szCs w:val="24"/>
+              </w:rPr>
+              <w:t>17</w:t>
+            </w:r>
+          </w:p>
+        </w:tc>
+        <w:tc>
+          <w:tcPr>
+            <w:tcW w:w="1701" w:type="dxa"/>
+          </w:tcPr>
+          <w:p>
+            <w:pPr>
+              <w:rPr>
+                <w:sz w:val="24"/>
+                <w:szCs w:val="24"/>
+              </w:rPr>
+            </w:pPr>
+            <w:r>
+              <w:rPr>
+                <w:sz w:val="24"/>
+                <w:szCs w:val="24"/>
+              </w:rPr>
+              <w:t>1 / 8</w:t>
+            </w:r>
+          </w:p>
+        </w:tc>
+        <w:tc>
+          <w:tcPr>
+            <w:tcW w:w="1417" w:type="dxa"/>
             <w:shd w:val="clear" w:color="auto" w:fill="FFC7CE"/>
           </w:tcPr>
           <w:p>
             <w:pPr>
               <w:rPr>
-                <w:sz w:val="22"/>
-              </w:rPr>
-            </w:pPr>
-            <w:r>
-              <w:rPr>
-                <w:sz w:val="22"/>
-              </w:rPr>
-              <w:t>15%</w:t>
-            </w:r>
-          </w:p>
-        </w:tc>
-        <w:tc>
-          <w:tcPr>
-            <w:tcW w:w="964" w:type="dxa"/>
-          </w:tcPr>
-          <w:p>
-            <w:pPr>
-              <w:rPr>
-                <w:sz w:val="22"/>
-              </w:rPr>
-            </w:pPr>
-            <w:r>
-              <w:rPr>
-                <w:sz w:val="22"/>
-              </w:rPr>
-              <w:t>7</w:t>
-            </w:r>
-          </w:p>
-        </w:tc>
-        <w:tc>
-          <w:tcPr>
-            <w:tcW w:w="964" w:type="dxa"/>
-          </w:tcPr>
-          <w:p>
-            <w:pPr>
-              <w:rPr>
-                <w:sz w:val="22"/>
-              </w:rPr>
-            </w:pPr>
-            <w:r>
-              <w:rPr>
-                <w:sz w:val="22"/>
-              </w:rPr>
-              <w:t>2</w:t>
-            </w:r>
-          </w:p>
-        </w:tc>
-        <w:tc>
-          <w:tcPr>
-            <w:tcW w:w="964" w:type="dxa"/>
+                <w:sz w:val="24"/>
+                <w:szCs w:val="24"/>
+              </w:rPr>
+            </w:pPr>
+            <w:r>
+              <w:rPr>
+                <w:sz w:val="24"/>
+                <w:szCs w:val="24"/>
+              </w:rPr>
+              <w:t>13%</w:t>
+            </w:r>
+          </w:p>
+        </w:tc>
+        <w:tc>
+          <w:tcPr>
+            <w:tcW w:w="1417" w:type="dxa"/>
+          </w:tcPr>
+          <w:p>
+            <w:pPr>
+              <w:rPr>
+                <w:sz w:val="24"/>
+                <w:szCs w:val="24"/>
+              </w:rPr>
+            </w:pPr>
+            <w:r>
+              <w:rPr>
+                <w:sz w:val="24"/>
+                <w:szCs w:val="24"/>
+              </w:rPr>
+              <w:t>17</w:t>
+            </w:r>
+          </w:p>
+        </w:tc>
+        <w:tc>
+          <w:tcPr>
+            <w:tcW w:w="1417" w:type="dxa"/>
             <w:shd w:val="clear" w:color="auto" w:fill="FFC7CE"/>
           </w:tcPr>
           <w:p>
             <w:pPr>
               <w:rPr>
-                <w:sz w:val="22"/>
-              </w:rPr>
-            </w:pPr>
-            <w:r>
-              <w:rPr>
-                <w:sz w:val="22"/>
-              </w:rPr>
-              <w:t>8%</w:t>
+                <w:sz w:val="24"/>
+                <w:szCs w:val="24"/>
+              </w:rPr>
+            </w:pPr>
+            <w:r>
+              <w:rPr>
+                <w:sz w:val="24"/>
+                <w:szCs w:val="24"/>
+              </w:rPr>
+              <w:t>13%</w:t>
             </w:r>
           </w:p>
         </w:tc>
@@ -1415,166 +1103,163 @@
       <w:tr>
         <w:tc>
           <w:tcPr>
-            <w:tcW w:w="1871" w:type="dxa"/>
-          </w:tcPr>
-          <w:p>
-            <w:pPr>
-              <w:rPr>
-                <w:sz w:val="22"/>
-              </w:rPr>
-            </w:pPr>
-            <w:r>
-              <w:rPr>
-                <w:b/>
-                <w:sz w:val="22"/>
-              </w:rPr>
-              <w:t>Marketing &amp; Commercial</w:t>
-            </w:r>
-          </w:p>
-        </w:tc>
-        <w:tc>
-          <w:tcPr>
-            <w:tcW w:w="5216" w:type="dxa"/>
-          </w:tcPr>
-          <w:p>
-            <w:pPr>
-              <w:rPr>
-                <w:sz w:val="22"/>
-              </w:rPr>
-            </w:pPr>
-            <w:r>
-              <w:rPr>
-                <w:sz w:val="22"/>
-              </w:rPr>
-              <w:t>Enquiry dashboard, clients, costing sheets, quotations &amp; revisions, follow-ups, price/component masters</w:t>
-            </w:r>
-          </w:p>
-        </w:tc>
-        <w:tc>
-          <w:tcPr>
-            <w:tcW w:w="1077" w:type="dxa"/>
-          </w:tcPr>
-          <w:p>
-            <w:pPr>
-              <w:rPr>
-                <w:sz w:val="22"/>
-              </w:rPr>
-            </w:pPr>
-            <w:r>
-              <w:rPr>
-                <w:sz w:val="22"/>
-              </w:rPr>
-              <w:t>12-Sep-25</w:t>
-            </w:r>
-          </w:p>
-        </w:tc>
-        <w:tc>
-          <w:tcPr>
-            <w:tcW w:w="964" w:type="dxa"/>
-          </w:tcPr>
-          <w:p>
-            <w:pPr>
-              <w:rPr>
-                <w:sz w:val="22"/>
-              </w:rPr>
-            </w:pPr>
-            <w:r>
-              <w:rPr>
-                <w:sz w:val="22"/>
-              </w:rPr>
-              <w:t>7,497</w:t>
-            </w:r>
-          </w:p>
-        </w:tc>
-        <w:tc>
-          <w:tcPr>
-            <w:tcW w:w="1361" w:type="dxa"/>
-          </w:tcPr>
-          <w:p>
-            <w:pPr>
-              <w:rPr>
-                <w:sz w:val="22"/>
-              </w:rPr>
-            </w:pPr>
-            <w:r>
-              <w:rPr>
-                <w:sz w:val="22"/>
-              </w:rPr>
-              <w:t>49 / 342</w:t>
-            </w:r>
-          </w:p>
-        </w:tc>
-        <w:tc>
-          <w:tcPr>
-            <w:tcW w:w="964" w:type="dxa"/>
+            <w:tcW w:w="4706" w:type="dxa"/>
+          </w:tcPr>
+          <w:p>
+            <w:pPr>
+              <w:rPr>
+                <w:sz w:val="24"/>
+                <w:szCs w:val="24"/>
+              </w:rPr>
+            </w:pPr>
+            <w:r>
+              <w:rPr>
+                <w:sz w:val="24"/>
+                <w:szCs w:val="24"/>
+              </w:rPr>
+              <w:t xml:space="preserve">   Employee Master / Onboarding</w:t>
+            </w:r>
+          </w:p>
+        </w:tc>
+        <w:tc>
+          <w:tcPr>
+            <w:tcW w:w="1247" w:type="dxa"/>
+          </w:tcPr>
+          <w:p>
+            <w:pPr>
+              <w:rPr>
+                <w:sz w:val="24"/>
+                <w:szCs w:val="24"/>
+              </w:rPr>
+            </w:pPr>
+            <w:r>
+              <w:rPr>
+                <w:sz w:val="24"/>
+                <w:szCs w:val="24"/>
+              </w:rPr>
+              <w:t>22-May-26</w:t>
+            </w:r>
+          </w:p>
+        </w:tc>
+        <w:tc>
+          <w:tcPr>
+            <w:tcW w:w="1247" w:type="dxa"/>
+          </w:tcPr>
+          <w:p>
+            <w:pPr>
+              <w:rPr>
+                <w:sz w:val="24"/>
+                <w:szCs w:val="24"/>
+              </w:rPr>
+            </w:pPr>
+            <w:r>
+              <w:rPr>
+                <w:sz w:val="24"/>
+                <w:szCs w:val="24"/>
+              </w:rPr>
+              <w:t>15-Oct-26</w:t>
+            </w:r>
+          </w:p>
+        </w:tc>
+        <w:tc>
+          <w:tcPr>
+            <w:tcW w:w="1247" w:type="dxa"/>
+          </w:tcPr>
+          <w:p>
+            <w:pPr>
+              <w:rPr>
+                <w:sz w:val="24"/>
+                <w:szCs w:val="24"/>
+              </w:rPr>
+            </w:pPr>
+            <w:r>
+              <w:rPr>
+                <w:sz w:val="24"/>
+                <w:szCs w:val="24"/>
+              </w:rPr>
+              <w:t>550</w:t>
+            </w:r>
+          </w:p>
+        </w:tc>
+        <w:tc>
+          <w:tcPr>
+            <w:tcW w:w="1701" w:type="dxa"/>
+          </w:tcPr>
+          <w:p>
+            <w:pPr>
+              <w:rPr>
+                <w:sz w:val="24"/>
+                <w:szCs w:val="24"/>
+              </w:rPr>
+            </w:pPr>
+            <w:r>
+              <w:rPr>
+                <w:sz w:val="24"/>
+                <w:szCs w:val="24"/>
+              </w:rPr>
+              <w:t>27 / 126</w:t>
+            </w:r>
+          </w:p>
+        </w:tc>
+        <w:tc>
+          <w:tcPr>
+            <w:tcW w:w="1417" w:type="dxa"/>
             <w:shd w:val="clear" w:color="auto" w:fill="FFC7CE"/>
           </w:tcPr>
           <w:p>
             <w:pPr>
               <w:rPr>
-                <w:sz w:val="22"/>
-              </w:rPr>
-            </w:pPr>
-            <w:r>
-              <w:rPr>
-                <w:sz w:val="22"/>
-              </w:rPr>
-              <w:t>14%</w:t>
-            </w:r>
-          </w:p>
-        </w:tc>
-        <w:tc>
-          <w:tcPr>
-            <w:tcW w:w="964" w:type="dxa"/>
-          </w:tcPr>
-          <w:p>
-            <w:pPr>
-              <w:rPr>
-                <w:sz w:val="22"/>
-              </w:rPr>
-            </w:pPr>
-            <w:r>
-              <w:rPr>
-                <w:sz w:val="22"/>
-              </w:rPr>
-              <w:t>25</w:t>
-            </w:r>
-          </w:p>
-        </w:tc>
-        <w:tc>
-          <w:tcPr>
-            <w:tcW w:w="964" w:type="dxa"/>
-          </w:tcPr>
-          <w:p>
-            <w:pPr>
-              <w:rPr>
-                <w:sz w:val="22"/>
-              </w:rPr>
-            </w:pPr>
-            <w:r>
-              <w:rPr>
-                <w:sz w:val="22"/>
-              </w:rPr>
-              <w:t>4</w:t>
-            </w:r>
-          </w:p>
-        </w:tc>
-        <w:tc>
-          <w:tcPr>
-            <w:tcW w:w="964" w:type="dxa"/>
-            <w:shd w:val="clear" w:color="auto" w:fill="FFC7CE"/>
-          </w:tcPr>
-          <w:p>
-            <w:pPr>
-              <w:rPr>
-                <w:sz w:val="22"/>
-              </w:rPr>
-            </w:pPr>
-            <w:r>
-              <w:rPr>
-                <w:sz w:val="22"/>
-              </w:rPr>
-              <w:t>15%</w:t>
+                <w:sz w:val="24"/>
+                <w:szCs w:val="24"/>
+              </w:rPr>
+            </w:pPr>
+            <w:r>
+              <w:rPr>
+                <w:sz w:val="24"/>
+                <w:szCs w:val="24"/>
+              </w:rPr>
+              <w:t>21%</w:t>
+            </w:r>
+          </w:p>
+        </w:tc>
+        <w:tc>
+          <w:tcPr>
+            <w:tcW w:w="1417" w:type="dxa"/>
+          </w:tcPr>
+          <w:p>
+            <w:pPr>
+              <w:rPr>
+                <w:sz w:val="24"/>
+                <w:szCs w:val="24"/>
+              </w:rPr>
+            </w:pPr>
+            <w:r>
+              <w:rPr>
+                <w:sz w:val="24"/>
+                <w:szCs w:val="24"/>
+              </w:rPr>
+              <w:t>17</w:t>
+            </w:r>
+          </w:p>
+        </w:tc>
+        <w:tc>
+          <w:tcPr>
+            <w:tcW w:w="1417" w:type="dxa"/>
+            <w:shd w:val="clear" w:color="auto" w:fill="FFEB9C"/>
+          </w:tcPr>
+          <w:p>
+            <w:pPr>
+              <w:rPr>
+                <w:sz w:val="24"/>
+                <w:szCs w:val="24"/>
+              </w:rPr>
+            </w:pPr>
+            <w:r>
+              <w:rPr>
+                <w:sz w:val="24"/>
+                <w:szCs w:val="24"/>
+              </w:rPr>
+              <w:t>31%</w:t>
             </w:r>
           </w:p>
         </w:tc>
@@ -1582,145 +1267,140 @@
       <w:tr>
         <w:tc>
           <w:tcPr>
-            <w:tcW w:w="1871" w:type="dxa"/>
-          </w:tcPr>
-          <w:p>
-            <w:pPr>
-              <w:rPr>
-                <w:sz w:val="22"/>
-              </w:rPr>
-            </w:pPr>
-            <w:r>
-              <w:rPr>
-                <w:b/>
-                <w:sz w:val="22"/>
-              </w:rPr>
-              <w:t>CRM Outreach &amp; Mail</w:t>
-            </w:r>
-          </w:p>
-        </w:tc>
-        <w:tc>
-          <w:tcPr>
-            <w:tcW w:w="5216" w:type="dxa"/>
-          </w:tcPr>
-          <w:p>
-            <w:pPr>
-              <w:rPr>
-                <w:sz w:val="22"/>
-              </w:rPr>
-            </w:pPr>
-            <w:r>
-              <w:rPr>
-                <w:sz w:val="22"/>
-              </w:rPr>
-              <w:t>In-house mail campaigns, groups, templates, per-user sender mailboxes</w:t>
-            </w:r>
-          </w:p>
-        </w:tc>
-        <w:tc>
-          <w:tcPr>
-            <w:tcW w:w="1077" w:type="dxa"/>
-          </w:tcPr>
-          <w:p>
-            <w:pPr>
-              <w:rPr>
-                <w:sz w:val="22"/>
-              </w:rPr>
-            </w:pPr>
-            <w:r>
-              <w:rPr>
-                <w:sz w:val="22"/>
-              </w:rPr>
-              <w:t>22-Aug-26</w:t>
-            </w:r>
-          </w:p>
-        </w:tc>
-        <w:tc>
-          <w:tcPr>
-            <w:tcW w:w="964" w:type="dxa"/>
-          </w:tcPr>
-          <w:p>
-            <w:pPr>
-              <w:rPr>
-                <w:sz w:val="22"/>
-              </w:rPr>
-            </w:pPr>
-            <w:r>
-              <w:rPr>
-                <w:sz w:val="22"/>
-              </w:rPr>
-              <w:t>663</w:t>
-            </w:r>
-          </w:p>
-        </w:tc>
-        <w:tc>
-          <w:tcPr>
-            <w:tcW w:w="1361" w:type="dxa"/>
-          </w:tcPr>
-          <w:p>
-            <w:pPr>
-              <w:rPr>
-                <w:sz w:val="22"/>
-              </w:rPr>
-            </w:pPr>
-            <w:r>
-              <w:rPr>
-                <w:sz w:val="22"/>
-              </w:rPr>
-              <w:t>5 / 47</w:t>
-            </w:r>
-          </w:p>
-        </w:tc>
-        <w:tc>
-          <w:tcPr>
-            <w:tcW w:w="964" w:type="dxa"/>
+            <w:tcW w:w="4706" w:type="dxa"/>
+          </w:tcPr>
+          <w:p>
+            <w:pPr>
+              <w:rPr>
+                <w:sz w:val="24"/>
+                <w:szCs w:val="24"/>
+              </w:rPr>
+            </w:pPr>
+            <w:r>
+              <w:rPr>
+                <w:sz w:val="24"/>
+                <w:szCs w:val="24"/>
+              </w:rPr>
+              <w:t xml:space="preserve">   Policies &amp; Official Letters</w:t>
+            </w:r>
+          </w:p>
+        </w:tc>
+        <w:tc>
+          <w:tcPr>
+            <w:tcW w:w="1247" w:type="dxa"/>
+          </w:tcPr>
+          <w:p>
+            <w:pPr>
+              <w:rPr>
+                <w:sz w:val="24"/>
+                <w:szCs w:val="24"/>
+              </w:rPr>
+            </w:pPr>
+            <w:r>
+              <w:rPr>
+                <w:sz w:val="24"/>
+                <w:szCs w:val="24"/>
+              </w:rPr>
+              <w:t>15-Sep-26</w:t>
+            </w:r>
+          </w:p>
+        </w:tc>
+        <w:tc>
+          <w:tcPr>
+            <w:tcW w:w="1247" w:type="dxa"/>
+          </w:tcPr>
+          <w:p>
+            <w:pPr>
+              <w:rPr>
+                <w:sz w:val="24"/>
+                <w:szCs w:val="24"/>
+              </w:rPr>
+            </w:pPr>
+            <w:r>
+              <w:rPr>
+                <w:sz w:val="24"/>
+                <w:szCs w:val="24"/>
+              </w:rPr>
+              <w:t>16-Sep-26</w:t>
+            </w:r>
+          </w:p>
+        </w:tc>
+        <w:tc>
+          <w:tcPr>
+            <w:tcW w:w="1247" w:type="dxa"/>
+          </w:tcPr>
+          <w:p>
+            <w:pPr>
+              <w:rPr>
+                <w:sz w:val="24"/>
+                <w:szCs w:val="24"/>
+              </w:rPr>
+            </w:pPr>
+            <w:r>
+              <w:rPr>
+                <w:sz w:val="24"/>
+                <w:szCs w:val="24"/>
+              </w:rPr>
+              <w:t>15</w:t>
+            </w:r>
+          </w:p>
+        </w:tc>
+        <w:tc>
+          <w:tcPr>
+            <w:tcW w:w="1701" w:type="dxa"/>
+          </w:tcPr>
+          <w:p>
+            <w:pPr>
+              <w:rPr>
+                <w:sz w:val="24"/>
+                <w:szCs w:val="24"/>
+              </w:rPr>
+            </w:pPr>
+            <w:r>
+              <w:rPr>
+                <w:sz w:val="24"/>
+                <w:szCs w:val="24"/>
+              </w:rPr>
+              <w:t>2 / 27</w:t>
+            </w:r>
+          </w:p>
+        </w:tc>
+        <w:tc>
+          <w:tcPr>
+            <w:tcW w:w="1417" w:type="dxa"/>
             <w:shd w:val="clear" w:color="auto" w:fill="FFC7CE"/>
           </w:tcPr>
           <w:p>
             <w:pPr>
               <w:rPr>
-                <w:sz w:val="22"/>
-              </w:rPr>
-            </w:pPr>
-            <w:r>
-              <w:rPr>
-                <w:sz w:val="22"/>
-              </w:rPr>
-              <w:t>11%</w:t>
-            </w:r>
-          </w:p>
-        </w:tc>
-        <w:tc>
-          <w:tcPr>
-            <w:tcW w:w="964" w:type="dxa"/>
-          </w:tcPr>
-          <w:p>
-            <w:pPr>
-              <w:rPr>
-                <w:sz w:val="22"/>
-              </w:rPr>
-            </w:pPr>
-            <w:r>
-              <w:rPr>
-                <w:sz w:val="22"/>
-              </w:rPr>
-              <w:t>658</w:t>
-            </w:r>
-          </w:p>
-        </w:tc>
-        <w:tc>
-          <w:tcPr>
-            <w:tcW w:w="964" w:type="dxa"/>
-          </w:tcPr>
-          <w:p>
-            <w:pPr>
-              <w:rPr>
-                <w:sz w:val="22"/>
-              </w:rPr>
-            </w:pPr>
-            <w:r>
-              <w:rPr>
-                <w:sz w:val="22"/>
+                <w:sz w:val="24"/>
+                <w:szCs w:val="24"/>
+              </w:rPr>
+            </w:pPr>
+            <w:r>
+              <w:rPr>
+                <w:sz w:val="24"/>
+                <w:szCs w:val="24"/>
+              </w:rPr>
+              <w:t>7%</w:t>
+            </w:r>
+          </w:p>
+        </w:tc>
+        <w:tc>
+          <w:tcPr>
+            <w:tcW w:w="1417" w:type="dxa"/>
+          </w:tcPr>
+          <w:p>
+            <w:pPr>
+              <w:rPr>
+                <w:sz w:val="24"/>
+                <w:szCs w:val="24"/>
+              </w:rPr>
+            </w:pPr>
+            <w:r>
+              <w:rPr>
+                <w:sz w:val="24"/>
+                <w:szCs w:val="24"/>
               </w:rPr>
               <w:t>4</w:t>
             </w:r>
@@ -1728,20 +1408,22 @@
         </w:tc>
         <w:tc>
           <w:tcPr>
-            <w:tcW w:w="964" w:type="dxa"/>
+            <w:tcW w:w="1417" w:type="dxa"/>
             <w:shd w:val="clear" w:color="auto" w:fill="FFC7CE"/>
           </w:tcPr>
           <w:p>
             <w:pPr>
               <w:rPr>
-                <w:sz w:val="22"/>
-              </w:rPr>
-            </w:pPr>
-            <w:r>
-              <w:rPr>
-                <w:sz w:val="22"/>
-              </w:rPr>
-              <w:t>15%</w:t>
+                <w:sz w:val="24"/>
+                <w:szCs w:val="24"/>
+              </w:rPr>
+            </w:pPr>
+            <w:r>
+              <w:rPr>
+                <w:sz w:val="24"/>
+                <w:szCs w:val="24"/>
+              </w:rPr>
+              <w:t>8%</w:t>
             </w:r>
           </w:p>
         </w:tc>
@@ -1749,54 +1431,909 @@
       <w:tr>
         <w:tc>
           <w:tcPr>
-            <w:tcW w:w="1871" w:type="dxa"/>
-          </w:tcPr>
-          <w:p>
-            <w:pPr>
-              <w:rPr>
-                <w:sz w:val="22"/>
+            <w:tcW w:w="4706" w:type="dxa"/>
+          </w:tcPr>
+          <w:p>
+            <w:pPr>
+              <w:rPr>
+                <w:sz w:val="24"/>
+                <w:szCs w:val="24"/>
+              </w:rPr>
+            </w:pPr>
+            <w:r>
+              <w:rPr>
+                <w:sz w:val="24"/>
+                <w:szCs w:val="24"/>
+              </w:rPr>
+              <w:t xml:space="preserve">   Raw Attendance Data (biometric)</w:t>
+            </w:r>
+          </w:p>
+        </w:tc>
+        <w:tc>
+          <w:tcPr>
+            <w:tcW w:w="1247" w:type="dxa"/>
+          </w:tcPr>
+          <w:p>
+            <w:pPr>
+              <w:rPr>
+                <w:sz w:val="24"/>
+                <w:szCs w:val="24"/>
+              </w:rPr>
+            </w:pPr>
+            <w:r>
+              <w:rPr>
+                <w:sz w:val="24"/>
+                <w:szCs w:val="24"/>
+              </w:rPr>
+              <w:t>12-May-26</w:t>
+            </w:r>
+          </w:p>
+        </w:tc>
+        <w:tc>
+          <w:tcPr>
+            <w:tcW w:w="1247" w:type="dxa"/>
+          </w:tcPr>
+          <w:p>
+            <w:pPr>
+              <w:rPr>
+                <w:sz w:val="24"/>
+                <w:szCs w:val="24"/>
+              </w:rPr>
+            </w:pPr>
+            <w:r>
+              <w:rPr>
+                <w:sz w:val="24"/>
+                <w:szCs w:val="24"/>
+              </w:rPr>
+              <w:t>15-Oct-26</w:t>
+            </w:r>
+          </w:p>
+        </w:tc>
+        <w:tc>
+          <w:tcPr>
+            <w:tcW w:w="1247" w:type="dxa"/>
+          </w:tcPr>
+          <w:p>
+            <w:pPr>
+              <w:rPr>
+                <w:sz w:val="24"/>
+                <w:szCs w:val="24"/>
+              </w:rPr>
+            </w:pPr>
+            <w:r>
+              <w:rPr>
+                <w:sz w:val="24"/>
+                <w:szCs w:val="24"/>
+              </w:rPr>
+              <w:t>31,852</w:t>
+            </w:r>
+          </w:p>
+        </w:tc>
+        <w:tc>
+          <w:tcPr>
+            <w:tcW w:w="1701" w:type="dxa"/>
+          </w:tcPr>
+          <w:p>
+            <w:pPr>
+              <w:rPr>
+                <w:sz w:val="24"/>
+                <w:szCs w:val="24"/>
+              </w:rPr>
+            </w:pPr>
+            <w:r>
+              <w:rPr>
+                <w:sz w:val="24"/>
+                <w:szCs w:val="24"/>
+              </w:rPr>
+              <w:t>133 / 135</w:t>
+            </w:r>
+          </w:p>
+        </w:tc>
+        <w:tc>
+          <w:tcPr>
+            <w:tcW w:w="1417" w:type="dxa"/>
+            <w:shd w:val="clear" w:color="auto" w:fill="C6EFCE"/>
+          </w:tcPr>
+          <w:p>
+            <w:pPr>
+              <w:rPr>
+                <w:sz w:val="24"/>
+                <w:szCs w:val="24"/>
+              </w:rPr>
+            </w:pPr>
+            <w:r>
+              <w:rPr>
+                <w:sz w:val="24"/>
+                <w:szCs w:val="24"/>
+              </w:rPr>
+              <w:t>99%</w:t>
+            </w:r>
+          </w:p>
+        </w:tc>
+        <w:tc>
+          <w:tcPr>
+            <w:tcW w:w="1417" w:type="dxa"/>
+          </w:tcPr>
+          <w:p>
+            <w:pPr>
+              <w:rPr>
+                <w:sz w:val="24"/>
+                <w:szCs w:val="24"/>
+              </w:rPr>
+            </w:pPr>
+            <w:r>
+              <w:rPr>
+                <w:sz w:val="24"/>
+                <w:szCs w:val="24"/>
+              </w:rPr>
+              <w:t>7,911</w:t>
+            </w:r>
+          </w:p>
+        </w:tc>
+        <w:tc>
+          <w:tcPr>
+            <w:tcW w:w="1417" w:type="dxa"/>
+            <w:shd w:val="clear" w:color="auto" w:fill="C6EFCE"/>
+          </w:tcPr>
+          <w:p>
+            <w:pPr>
+              <w:rPr>
+                <w:sz w:val="24"/>
+                <w:szCs w:val="24"/>
+              </w:rPr>
+            </w:pPr>
+            <w:r>
+              <w:rPr>
+                <w:sz w:val="24"/>
+                <w:szCs w:val="24"/>
+              </w:rPr>
+              <w:t>100%</w:t>
+            </w:r>
+          </w:p>
+        </w:tc>
+      </w:tr>
+      <w:tr>
+        <w:tc>
+          <w:tcPr>
+            <w:tcW w:w="4706" w:type="dxa"/>
+          </w:tcPr>
+          <w:p>
+            <w:pPr>
+              <w:rPr>
+                <w:sz w:val="24"/>
+                <w:szCs w:val="24"/>
+              </w:rPr>
+            </w:pPr>
+            <w:r>
+              <w:rPr>
+                <w:sz w:val="24"/>
+                <w:szCs w:val="24"/>
+              </w:rPr>
+              <w:t xml:space="preserve">   Daily Attendance Register</w:t>
+            </w:r>
+          </w:p>
+        </w:tc>
+        <w:tc>
+          <w:tcPr>
+            <w:tcW w:w="1247" w:type="dxa"/>
+          </w:tcPr>
+          <w:p>
+            <w:pPr>
+              <w:rPr>
+                <w:sz w:val="24"/>
+                <w:szCs w:val="24"/>
+              </w:rPr>
+            </w:pPr>
+            <w:r>
+              <w:rPr>
+                <w:sz w:val="24"/>
+                <w:szCs w:val="24"/>
+              </w:rPr>
+              <w:t>22-May-26</w:t>
+            </w:r>
+          </w:p>
+        </w:tc>
+        <w:tc>
+          <w:tcPr>
+            <w:tcW w:w="1247" w:type="dxa"/>
+          </w:tcPr>
+          <w:p>
+            <w:pPr>
+              <w:rPr>
+                <w:sz w:val="24"/>
+                <w:szCs w:val="24"/>
+              </w:rPr>
+            </w:pPr>
+            <w:r>
+              <w:rPr>
+                <w:sz w:val="24"/>
+                <w:szCs w:val="24"/>
+              </w:rPr>
+              <w:t>15-Oct-26</w:t>
+            </w:r>
+          </w:p>
+        </w:tc>
+        <w:tc>
+          <w:tcPr>
+            <w:tcW w:w="1247" w:type="dxa"/>
+          </w:tcPr>
+          <w:p>
+            <w:pPr>
+              <w:rPr>
+                <w:sz w:val="24"/>
+                <w:szCs w:val="24"/>
+              </w:rPr>
+            </w:pPr>
+            <w:r>
+              <w:rPr>
+                <w:sz w:val="24"/>
+                <w:szCs w:val="24"/>
+              </w:rPr>
+              <w:t>38,784</w:t>
+            </w:r>
+          </w:p>
+        </w:tc>
+        <w:tc>
+          <w:tcPr>
+            <w:tcW w:w="1701" w:type="dxa"/>
+          </w:tcPr>
+          <w:p>
+            <w:pPr>
+              <w:rPr>
+                <w:sz w:val="24"/>
+                <w:szCs w:val="24"/>
+              </w:rPr>
+            </w:pPr>
+            <w:r>
+              <w:rPr>
+                <w:sz w:val="24"/>
+                <w:szCs w:val="24"/>
+              </w:rPr>
+              <w:t>124 / 126</w:t>
+            </w:r>
+          </w:p>
+        </w:tc>
+        <w:tc>
+          <w:tcPr>
+            <w:tcW w:w="1417" w:type="dxa"/>
+            <w:shd w:val="clear" w:color="auto" w:fill="C6EFCE"/>
+          </w:tcPr>
+          <w:p>
+            <w:pPr>
+              <w:rPr>
+                <w:sz w:val="24"/>
+                <w:szCs w:val="24"/>
+              </w:rPr>
+            </w:pPr>
+            <w:r>
+              <w:rPr>
+                <w:sz w:val="24"/>
+                <w:szCs w:val="24"/>
+              </w:rPr>
+              <w:t>98%</w:t>
+            </w:r>
+          </w:p>
+        </w:tc>
+        <w:tc>
+          <w:tcPr>
+            <w:tcW w:w="1417" w:type="dxa"/>
+          </w:tcPr>
+          <w:p>
+            <w:pPr>
+              <w:rPr>
+                <w:sz w:val="24"/>
+                <w:szCs w:val="24"/>
+              </w:rPr>
+            </w:pPr>
+            <w:r>
+              <w:rPr>
+                <w:sz w:val="24"/>
+                <w:szCs w:val="24"/>
+              </w:rPr>
+              <w:t>7,315</w:t>
+            </w:r>
+          </w:p>
+        </w:tc>
+        <w:tc>
+          <w:tcPr>
+            <w:tcW w:w="1417" w:type="dxa"/>
+            <w:shd w:val="clear" w:color="auto" w:fill="C6EFCE"/>
+          </w:tcPr>
+          <w:p>
+            <w:pPr>
+              <w:rPr>
+                <w:sz w:val="24"/>
+                <w:szCs w:val="24"/>
+              </w:rPr>
+            </w:pPr>
+            <w:r>
+              <w:rPr>
+                <w:sz w:val="24"/>
+                <w:szCs w:val="24"/>
+              </w:rPr>
+              <w:t>100%</w:t>
+            </w:r>
+          </w:p>
+        </w:tc>
+      </w:tr>
+      <w:tr>
+        <w:tc>
+          <w:tcPr>
+            <w:tcW w:w="4706" w:type="dxa"/>
+          </w:tcPr>
+          <w:p>
+            <w:pPr>
+              <w:rPr>
+                <w:sz w:val="24"/>
+                <w:szCs w:val="24"/>
+              </w:rPr>
+            </w:pPr>
+            <w:r>
+              <w:rPr>
+                <w:sz w:val="24"/>
+                <w:szCs w:val="24"/>
+              </w:rPr>
+              <w:t xml:space="preserve">   Holidays &amp; Rules Console</w:t>
+            </w:r>
+          </w:p>
+        </w:tc>
+        <w:tc>
+          <w:tcPr>
+            <w:tcW w:w="1247" w:type="dxa"/>
+          </w:tcPr>
+          <w:p>
+            <w:pPr>
+              <w:rPr>
+                <w:sz w:val="24"/>
+                <w:szCs w:val="24"/>
+              </w:rPr>
+            </w:pPr>
+            <w:r>
+              <w:rPr>
+                <w:sz w:val="24"/>
+                <w:szCs w:val="24"/>
+              </w:rPr>
+              <w:t>09-Jul-26</w:t>
+            </w:r>
+          </w:p>
+        </w:tc>
+        <w:tc>
+          <w:tcPr>
+            <w:tcW w:w="1247" w:type="dxa"/>
+          </w:tcPr>
+          <w:p>
+            <w:pPr>
+              <w:rPr>
+                <w:sz w:val="24"/>
+                <w:szCs w:val="24"/>
+              </w:rPr>
+            </w:pPr>
+            <w:r>
+              <w:rPr>
+                <w:sz w:val="24"/>
+                <w:szCs w:val="24"/>
+              </w:rPr>
+              <w:t>15-Oct-26</w:t>
+            </w:r>
+          </w:p>
+        </w:tc>
+        <w:tc>
+          <w:tcPr>
+            <w:tcW w:w="1247" w:type="dxa"/>
+          </w:tcPr>
+          <w:p>
+            <w:pPr>
+              <w:rPr>
+                <w:sz w:val="24"/>
+                <w:szCs w:val="24"/>
+              </w:rPr>
+            </w:pPr>
+            <w:r>
+              <w:rPr>
+                <w:sz w:val="24"/>
+                <w:szCs w:val="24"/>
+              </w:rPr>
+              <w:t>130</w:t>
+            </w:r>
+          </w:p>
+        </w:tc>
+        <w:tc>
+          <w:tcPr>
+            <w:tcW w:w="1701" w:type="dxa"/>
+          </w:tcPr>
+          <w:p>
+            <w:pPr>
+              <w:rPr>
+                <w:sz w:val="24"/>
+                <w:szCs w:val="24"/>
+              </w:rPr>
+            </w:pPr>
+            <w:r>
+              <w:rPr>
+                <w:sz w:val="24"/>
+                <w:szCs w:val="24"/>
+              </w:rPr>
+              <w:t>3 / 85</w:t>
+            </w:r>
+          </w:p>
+        </w:tc>
+        <w:tc>
+          <w:tcPr>
+            <w:tcW w:w="1417" w:type="dxa"/>
+            <w:shd w:val="clear" w:color="auto" w:fill="FFC7CE"/>
+          </w:tcPr>
+          <w:p>
+            <w:pPr>
+              <w:rPr>
+                <w:sz w:val="24"/>
+                <w:szCs w:val="24"/>
+              </w:rPr>
+            </w:pPr>
+            <w:r>
+              <w:rPr>
+                <w:sz w:val="24"/>
+                <w:szCs w:val="24"/>
+              </w:rPr>
+              <w:t>4%</w:t>
+            </w:r>
+          </w:p>
+        </w:tc>
+        <w:tc>
+          <w:tcPr>
+            <w:tcW w:w="1417" w:type="dxa"/>
+          </w:tcPr>
+          <w:p>
+            <w:pPr>
+              <w:rPr>
+                <w:sz w:val="24"/>
+                <w:szCs w:val="24"/>
+              </w:rPr>
+            </w:pPr>
+            <w:r>
+              <w:rPr>
+                <w:sz w:val="24"/>
+                <w:szCs w:val="24"/>
+              </w:rPr>
+              <w:t>68</w:t>
+            </w:r>
+          </w:p>
+        </w:tc>
+        <w:tc>
+          <w:tcPr>
+            <w:tcW w:w="1417" w:type="dxa"/>
+            <w:shd w:val="clear" w:color="auto" w:fill="FFC7CE"/>
+          </w:tcPr>
+          <w:p>
+            <w:pPr>
+              <w:rPr>
+                <w:sz w:val="24"/>
+                <w:szCs w:val="24"/>
+              </w:rPr>
+            </w:pPr>
+            <w:r>
+              <w:rPr>
+                <w:sz w:val="24"/>
+                <w:szCs w:val="24"/>
+              </w:rPr>
+              <w:t>8%</w:t>
+            </w:r>
+          </w:p>
+        </w:tc>
+      </w:tr>
+      <w:tr>
+        <w:tc>
+          <w:tcPr>
+            <w:tcW w:w="4706" w:type="dxa"/>
+          </w:tcPr>
+          <w:p>
+            <w:pPr>
+              <w:rPr>
+                <w:sz w:val="24"/>
+                <w:szCs w:val="24"/>
+              </w:rPr>
+            </w:pPr>
+            <w:r>
+              <w:rPr>
+                <w:sz w:val="24"/>
+                <w:szCs w:val="24"/>
+              </w:rPr>
+              <w:t xml:space="preserve">   Salary Admin</w:t>
+            </w:r>
+          </w:p>
+        </w:tc>
+        <w:tc>
+          <w:tcPr>
+            <w:tcW w:w="1247" w:type="dxa"/>
+          </w:tcPr>
+          <w:p>
+            <w:pPr>
+              <w:rPr>
+                <w:sz w:val="24"/>
+                <w:szCs w:val="24"/>
+              </w:rPr>
+            </w:pPr>
+            <w:r>
+              <w:rPr>
+                <w:sz w:val="24"/>
+                <w:szCs w:val="24"/>
+              </w:rPr>
+              <w:t>05-Oct-26</w:t>
+            </w:r>
+          </w:p>
+        </w:tc>
+        <w:tc>
+          <w:tcPr>
+            <w:tcW w:w="1247" w:type="dxa"/>
+          </w:tcPr>
+          <w:p>
+            <w:pPr>
+              <w:rPr>
+                <w:sz w:val="24"/>
+                <w:szCs w:val="24"/>
+              </w:rPr>
+            </w:pPr>
+            <w:r>
+              <w:rPr>
+                <w:sz w:val="24"/>
+                <w:szCs w:val="24"/>
+              </w:rPr>
+              <w:t>15-Oct-26</w:t>
+            </w:r>
+          </w:p>
+        </w:tc>
+        <w:tc>
+          <w:tcPr>
+            <w:tcW w:w="1247" w:type="dxa"/>
+          </w:tcPr>
+          <w:p>
+            <w:pPr>
+              <w:rPr>
+                <w:sz w:val="24"/>
+                <w:szCs w:val="24"/>
+              </w:rPr>
+            </w:pPr>
+            <w:r>
+              <w:rPr>
+                <w:sz w:val="24"/>
+                <w:szCs w:val="24"/>
+              </w:rPr>
+              <w:t>284</w:t>
+            </w:r>
+          </w:p>
+        </w:tc>
+        <w:tc>
+          <w:tcPr>
+            <w:tcW w:w="1701" w:type="dxa"/>
+          </w:tcPr>
+          <w:p>
+            <w:pPr>
+              <w:rPr>
+                <w:sz w:val="24"/>
+                <w:szCs w:val="24"/>
+              </w:rPr>
+            </w:pPr>
+            <w:r>
+              <w:rPr>
+                <w:sz w:val="24"/>
+                <w:szCs w:val="24"/>
+              </w:rPr>
+              <w:t>6 / 9</w:t>
+            </w:r>
+          </w:p>
+        </w:tc>
+        <w:tc>
+          <w:tcPr>
+            <w:tcW w:w="1417" w:type="dxa"/>
+            <w:shd w:val="clear" w:color="auto" w:fill="C6EFCE"/>
+          </w:tcPr>
+          <w:p>
+            <w:pPr>
+              <w:rPr>
+                <w:sz w:val="24"/>
+                <w:szCs w:val="24"/>
+              </w:rPr>
+            </w:pPr>
+            <w:r>
+              <w:rPr>
+                <w:sz w:val="24"/>
+                <w:szCs w:val="24"/>
+              </w:rPr>
+              <w:t>67%</w:t>
+            </w:r>
+          </w:p>
+        </w:tc>
+        <w:tc>
+          <w:tcPr>
+            <w:tcW w:w="1417" w:type="dxa"/>
+          </w:tcPr>
+          <w:p>
+            <w:pPr>
+              <w:rPr>
+                <w:sz w:val="24"/>
+                <w:szCs w:val="24"/>
+              </w:rPr>
+            </w:pPr>
+            <w:r>
+              <w:rPr>
+                <w:sz w:val="24"/>
+                <w:szCs w:val="24"/>
+              </w:rPr>
+              <w:t>161</w:t>
+            </w:r>
+          </w:p>
+        </w:tc>
+        <w:tc>
+          <w:tcPr>
+            <w:tcW w:w="1417" w:type="dxa"/>
+            <w:shd w:val="clear" w:color="auto" w:fill="C6EFCE"/>
+          </w:tcPr>
+          <w:p>
+            <w:pPr>
+              <w:rPr>
+                <w:sz w:val="24"/>
+                <w:szCs w:val="24"/>
+              </w:rPr>
+            </w:pPr>
+            <w:r>
+              <w:rPr>
+                <w:sz w:val="24"/>
+                <w:szCs w:val="24"/>
+              </w:rPr>
+              <w:t>67%</w:t>
+            </w:r>
+          </w:p>
+        </w:tc>
+      </w:tr>
+      <w:tr>
+        <w:tc>
+          <w:tcPr>
+            <w:tcW w:w="14399" w:type="dxa"/>
+            <w:gridSpan w:val="8"/>
+            <w:shd w:val="clear" w:color="auto" w:fill="DCE6F1"/>
+          </w:tcPr>
+          <w:p>
+            <w:pPr>
+              <w:rPr>
+                <w:sz w:val="24"/>
+                <w:szCs w:val="24"/>
               </w:rPr>
             </w:pPr>
             <w:r>
               <w:rPr>
                 <w:b/>
-                <w:sz w:val="22"/>
-              </w:rPr>
-              <w:t>Payroll</w:t>
-            </w:r>
-          </w:p>
-        </w:tc>
-        <w:tc>
-          <w:tcPr>
-            <w:tcW w:w="5216" w:type="dxa"/>
-          </w:tcPr>
-          <w:p>
-            <w:pPr>
-              <w:rPr>
-                <w:sz w:val="22"/>
-              </w:rPr>
-            </w:pPr>
-            <w:r>
-              <w:rPr>
-                <w:sz w:val="22"/>
-              </w:rPr>
-              <w:t>Payroll runs, PF/ESIC/PT/TDS, payslips, salary structures &amp; CTC audit, MIS settings, statutory rates, month runs</w:t>
-            </w:r>
-          </w:p>
-        </w:tc>
-        <w:tc>
-          <w:tcPr>
-            <w:tcW w:w="1077" w:type="dxa"/>
-          </w:tcPr>
-          <w:p>
-            <w:pPr>
-              <w:rPr>
-                <w:sz w:val="22"/>
-              </w:rPr>
-            </w:pPr>
-            <w:r>
-              <w:rPr>
-                <w:sz w:val="22"/>
+                <w:sz w:val="24"/>
+                <w:szCs w:val="24"/>
+              </w:rPr>
+              <w:t>Compliance   (6 rows)</w:t>
+            </w:r>
+          </w:p>
+        </w:tc>
+      </w:tr>
+      <w:tr>
+        <w:tc>
+          <w:tcPr>
+            <w:tcW w:w="4706" w:type="dxa"/>
+          </w:tcPr>
+          <w:p>
+            <w:pPr>
+              <w:rPr>
+                <w:sz w:val="24"/>
+                <w:szCs w:val="24"/>
+              </w:rPr>
+            </w:pPr>
+            <w:r>
+              <w:rPr>
+                <w:sz w:val="24"/>
+                <w:szCs w:val="24"/>
+              </w:rPr>
+              <w:t xml:space="preserve">   Compliance Forms / Payroll Compliance</w:t>
+            </w:r>
+          </w:p>
+        </w:tc>
+        <w:tc>
+          <w:tcPr>
+            <w:tcW w:w="1247" w:type="dxa"/>
+          </w:tcPr>
+          <w:p>
+            <w:pPr>
+              <w:rPr>
+                <w:sz w:val="24"/>
+                <w:szCs w:val="24"/>
+              </w:rPr>
+            </w:pPr>
+            <w:r>
+              <w:rPr>
+                <w:sz w:val="24"/>
+                <w:szCs w:val="24"/>
+              </w:rPr>
+              <w:t>10-Oct-26</w:t>
+            </w:r>
+          </w:p>
+        </w:tc>
+        <w:tc>
+          <w:tcPr>
+            <w:tcW w:w="1247" w:type="dxa"/>
+          </w:tcPr>
+          <w:p>
+            <w:pPr>
+              <w:rPr>
+                <w:sz w:val="24"/>
+                <w:szCs w:val="24"/>
+              </w:rPr>
+            </w:pPr>
+            <w:r>
+              <w:rPr>
+                <w:sz w:val="24"/>
+                <w:szCs w:val="24"/>
+              </w:rPr>
+              <w:t>13-Oct-26</w:t>
+            </w:r>
+          </w:p>
+        </w:tc>
+        <w:tc>
+          <w:tcPr>
+            <w:tcW w:w="1247" w:type="dxa"/>
+          </w:tcPr>
+          <w:p>
+            <w:pPr>
+              <w:rPr>
+                <w:sz w:val="24"/>
+                <w:szCs w:val="24"/>
+              </w:rPr>
+            </w:pPr>
+            <w:r>
+              <w:rPr>
+                <w:sz w:val="24"/>
+                <w:szCs w:val="24"/>
+              </w:rPr>
+              <w:t>6</w:t>
+            </w:r>
+          </w:p>
+        </w:tc>
+        <w:tc>
+          <w:tcPr>
+            <w:tcW w:w="1701" w:type="dxa"/>
+          </w:tcPr>
+          <w:p>
+            <w:pPr>
+              <w:rPr>
+                <w:sz w:val="24"/>
+                <w:szCs w:val="24"/>
+              </w:rPr>
+            </w:pPr>
+            <w:r>
+              <w:rPr>
+                <w:sz w:val="24"/>
+                <w:szCs w:val="24"/>
+              </w:rPr>
+              <w:t>2 / 5</w:t>
+            </w:r>
+          </w:p>
+        </w:tc>
+        <w:tc>
+          <w:tcPr>
+            <w:tcW w:w="1417" w:type="dxa"/>
+            <w:shd w:val="clear" w:color="auto" w:fill="FFEB9C"/>
+          </w:tcPr>
+          <w:p>
+            <w:pPr>
+              <w:rPr>
+                <w:sz w:val="24"/>
+                <w:szCs w:val="24"/>
+              </w:rPr>
+            </w:pPr>
+            <w:r>
+              <w:rPr>
+                <w:sz w:val="24"/>
+                <w:szCs w:val="24"/>
+              </w:rPr>
+              <w:t>40%</w:t>
+            </w:r>
+          </w:p>
+        </w:tc>
+        <w:tc>
+          <w:tcPr>
+            <w:tcW w:w="1417" w:type="dxa"/>
+          </w:tcPr>
+          <w:p>
+            <w:pPr>
+              <w:rPr>
+                <w:sz w:val="24"/>
+                <w:szCs w:val="24"/>
+              </w:rPr>
+            </w:pPr>
+            <w:r>
+              <w:rPr>
+                <w:sz w:val="24"/>
+                <w:szCs w:val="24"/>
+              </w:rPr>
+              <w:t>6</w:t>
+            </w:r>
+          </w:p>
+        </w:tc>
+        <w:tc>
+          <w:tcPr>
+            <w:tcW w:w="1417" w:type="dxa"/>
+            <w:shd w:val="clear" w:color="auto" w:fill="FFEB9C"/>
+          </w:tcPr>
+          <w:p>
+            <w:pPr>
+              <w:rPr>
+                <w:sz w:val="24"/>
+                <w:szCs w:val="24"/>
+              </w:rPr>
+            </w:pPr>
+            <w:r>
+              <w:rPr>
+                <w:sz w:val="24"/>
+                <w:szCs w:val="24"/>
+              </w:rPr>
+              <w:t>40%</w:t>
+            </w:r>
+          </w:p>
+        </w:tc>
+      </w:tr>
+      <w:tr>
+        <w:tc>
+          <w:tcPr>
+            <w:tcW w:w="14399" w:type="dxa"/>
+            <w:gridSpan w:val="8"/>
+            <w:shd w:val="clear" w:color="auto" w:fill="DCE6F1"/>
+          </w:tcPr>
+          <w:p>
+            <w:pPr>
+              <w:rPr>
+                <w:sz w:val="24"/>
+                <w:szCs w:val="24"/>
+              </w:rPr>
+            </w:pPr>
+            <w:r>
+              <w:rPr>
+                <w:b/>
+                <w:sz w:val="24"/>
+                <w:szCs w:val="24"/>
+              </w:rPr>
+              <w:t>Payroll reports   (8,513 rows)</w:t>
+            </w:r>
+          </w:p>
+        </w:tc>
+      </w:tr>
+      <w:tr>
+        <w:tc>
+          <w:tcPr>
+            <w:tcW w:w="4706" w:type="dxa"/>
+          </w:tcPr>
+          <w:p>
+            <w:pPr>
+              <w:rPr>
+                <w:sz w:val="24"/>
+                <w:szCs w:val="24"/>
+              </w:rPr>
+            </w:pPr>
+            <w:r>
+              <w:rPr>
+                <w:sz w:val="24"/>
+                <w:szCs w:val="24"/>
+              </w:rPr>
+              <w:t xml:space="preserve">   Payroll runs &amp; payslips (site payroll)</w:t>
+            </w:r>
+          </w:p>
+        </w:tc>
+        <w:tc>
+          <w:tcPr>
+            <w:tcW w:w="1247" w:type="dxa"/>
+          </w:tcPr>
+          <w:p>
+            <w:pPr>
+              <w:rPr>
+                <w:sz w:val="24"/>
+                <w:szCs w:val="24"/>
+              </w:rPr>
+            </w:pPr>
+            <w:r>
+              <w:rPr>
+                <w:sz w:val="24"/>
+                <w:szCs w:val="24"/>
               </w:rPr>
               <w:t>27-May-26</w:t>
             </w:r>
@@ -1804,111 +2341,1989 @@
         </w:tc>
         <w:tc>
           <w:tcPr>
-            <w:tcW w:w="964" w:type="dxa"/>
-          </w:tcPr>
-          <w:p>
-            <w:pPr>
-              <w:rPr>
-                <w:sz w:val="22"/>
-              </w:rPr>
-            </w:pPr>
-            <w:r>
-              <w:rPr>
-                <w:sz w:val="22"/>
-              </w:rPr>
-              <w:t>8,800</w:t>
-            </w:r>
-          </w:p>
-        </w:tc>
-        <w:tc>
-          <w:tcPr>
-            <w:tcW w:w="1361" w:type="dxa"/>
-          </w:tcPr>
-          <w:p>
-            <w:pPr>
-              <w:rPr>
-                <w:sz w:val="22"/>
-              </w:rPr>
-            </w:pPr>
-            <w:r>
-              <w:rPr>
-                <w:sz w:val="22"/>
-              </w:rPr>
-              <w:t>12 / 122</w:t>
-            </w:r>
-          </w:p>
-        </w:tc>
-        <w:tc>
-          <w:tcPr>
-            <w:tcW w:w="964" w:type="dxa"/>
+            <w:tcW w:w="1247" w:type="dxa"/>
+          </w:tcPr>
+          <w:p>
+            <w:pPr>
+              <w:rPr>
+                <w:sz w:val="24"/>
+                <w:szCs w:val="24"/>
+              </w:rPr>
+            </w:pPr>
+            <w:r>
+              <w:rPr>
+                <w:sz w:val="24"/>
+                <w:szCs w:val="24"/>
+              </w:rPr>
+              <w:t>16-Jun-26</w:t>
+            </w:r>
+          </w:p>
+        </w:tc>
+        <w:tc>
+          <w:tcPr>
+            <w:tcW w:w="1247" w:type="dxa"/>
+          </w:tcPr>
+          <w:p>
+            <w:pPr>
+              <w:rPr>
+                <w:sz w:val="24"/>
+                <w:szCs w:val="24"/>
+              </w:rPr>
+            </w:pPr>
+            <w:r>
+              <w:rPr>
+                <w:sz w:val="24"/>
+                <w:szCs w:val="24"/>
+              </w:rPr>
+              <w:t>8,513</w:t>
+            </w:r>
+          </w:p>
+        </w:tc>
+        <w:tc>
+          <w:tcPr>
+            <w:tcW w:w="1701" w:type="dxa"/>
+          </w:tcPr>
+          <w:p>
+            <w:pPr>
+              <w:rPr>
+                <w:sz w:val="24"/>
+                <w:szCs w:val="24"/>
+              </w:rPr>
+            </w:pPr>
+            <w:r>
+              <w:rPr>
+                <w:sz w:val="24"/>
+                <w:szCs w:val="24"/>
+              </w:rPr>
+              <w:t>6 / 122</w:t>
+            </w:r>
+          </w:p>
+        </w:tc>
+        <w:tc>
+          <w:tcPr>
+            <w:tcW w:w="1417" w:type="dxa"/>
             <w:shd w:val="clear" w:color="auto" w:fill="FFC7CE"/>
           </w:tcPr>
           <w:p>
             <w:pPr>
               <w:rPr>
-                <w:sz w:val="22"/>
-              </w:rPr>
-            </w:pPr>
-            <w:r>
-              <w:rPr>
-                <w:sz w:val="22"/>
-              </w:rPr>
-              <w:t>10%</w:t>
-            </w:r>
-          </w:p>
-        </w:tc>
-        <w:tc>
-          <w:tcPr>
-            <w:tcW w:w="964" w:type="dxa"/>
-          </w:tcPr>
-          <w:p>
-            <w:pPr>
-              <w:rPr>
-                <w:sz w:val="22"/>
-              </w:rPr>
-            </w:pPr>
-            <w:r>
-              <w:rPr>
-                <w:sz w:val="22"/>
-              </w:rPr>
-              <w:t>164</w:t>
-            </w:r>
-          </w:p>
-        </w:tc>
-        <w:tc>
-          <w:tcPr>
-            <w:tcW w:w="964" w:type="dxa"/>
-          </w:tcPr>
-          <w:p>
-            <w:pPr>
-              <w:rPr>
-                <w:sz w:val="22"/>
-              </w:rPr>
-            </w:pPr>
-            <w:r>
-              <w:rPr>
-                <w:sz w:val="22"/>
-              </w:rPr>
-              <w:t>6</w:t>
-            </w:r>
-          </w:p>
-        </w:tc>
-        <w:tc>
-          <w:tcPr>
-            <w:tcW w:w="964" w:type="dxa"/>
+                <w:sz w:val="24"/>
+                <w:szCs w:val="24"/>
+              </w:rPr>
+            </w:pPr>
+            <w:r>
+              <w:rPr>
+                <w:sz w:val="24"/>
+                <w:szCs w:val="24"/>
+              </w:rPr>
+              <w:t>5%</w:t>
+            </w:r>
+          </w:p>
+        </w:tc>
+        <w:tc>
+          <w:tcPr>
+            <w:tcW w:w="1417" w:type="dxa"/>
+          </w:tcPr>
+          <w:p>
+            <w:pPr>
+              <w:rPr>
+                <w:sz w:val="24"/>
+                <w:szCs w:val="24"/>
+              </w:rPr>
+            </w:pPr>
+            <w:r>
+              <w:rPr>
+                <w:sz w:val="24"/>
+                <w:szCs w:val="24"/>
+              </w:rPr>
+              <w:t>0</w:t>
+            </w:r>
+          </w:p>
+        </w:tc>
+        <w:tc>
+          <w:tcPr>
+            <w:tcW w:w="1417" w:type="dxa"/>
             <w:shd w:val="clear" w:color="auto" w:fill="FFC7CE"/>
           </w:tcPr>
           <w:p>
             <w:pPr>
               <w:rPr>
-                <w:sz w:val="22"/>
-              </w:rPr>
-            </w:pPr>
-            <w:r>
-              <w:rPr>
-                <w:sz w:val="22"/>
-              </w:rPr>
-              <w:t>23%</w:t>
+                <w:sz w:val="24"/>
+                <w:szCs w:val="24"/>
+              </w:rPr>
+            </w:pPr>
+            <w:r>
+              <w:rPr>
+                <w:sz w:val="24"/>
+                <w:szCs w:val="24"/>
+              </w:rPr>
+              <w:t>0%</w:t>
+            </w:r>
+          </w:p>
+        </w:tc>
+      </w:tr>
+      <w:tr>
+        <w:tc>
+          <w:tcPr>
+            <w:tcW w:w="14399" w:type="dxa"/>
+            <w:gridSpan w:val="8"/>
+            <w:shd w:val="clear" w:color="auto" w:fill="DCE6F1"/>
+          </w:tcPr>
+          <w:p>
+            <w:pPr>
+              <w:rPr>
+                <w:sz w:val="24"/>
+                <w:szCs w:val="24"/>
+              </w:rPr>
+            </w:pPr>
+            <w:r>
+              <w:rPr>
+                <w:b/>
+                <w:sz w:val="24"/>
+                <w:szCs w:val="24"/>
+              </w:rPr>
+              <w:t>Commercial â€“ Manpower/Training   (35 rows)</w:t>
+            </w:r>
+          </w:p>
+        </w:tc>
+      </w:tr>
+      <w:tr>
+        <w:tc>
+          <w:tcPr>
+            <w:tcW w:w="4706" w:type="dxa"/>
+          </w:tcPr>
+          <w:p>
+            <w:pPr>
+              <w:rPr>
+                <w:sz w:val="24"/>
+                <w:szCs w:val="24"/>
+              </w:rPr>
+            </w:pPr>
+            <w:r>
+              <w:rPr>
+                <w:sz w:val="24"/>
+                <w:szCs w:val="24"/>
+              </w:rPr>
+              <w:t xml:space="preserve">   Enquiry / Quotation</w:t>
+            </w:r>
+          </w:p>
+        </w:tc>
+        <w:tc>
+          <w:tcPr>
+            <w:tcW w:w="1247" w:type="dxa"/>
+          </w:tcPr>
+          <w:p>
+            <w:pPr>
+              <w:rPr>
+                <w:sz w:val="24"/>
+                <w:szCs w:val="24"/>
+              </w:rPr>
+            </w:pPr>
+            <w:r>
+              <w:rPr>
+                <w:sz w:val="24"/>
+                <w:szCs w:val="24"/>
+              </w:rPr>
+              <w:t>02-Sep-26</w:t>
+            </w:r>
+          </w:p>
+        </w:tc>
+        <w:tc>
+          <w:tcPr>
+            <w:tcW w:w="1247" w:type="dxa"/>
+          </w:tcPr>
+          <w:p>
+            <w:pPr>
+              <w:rPr>
+                <w:sz w:val="24"/>
+                <w:szCs w:val="24"/>
+              </w:rPr>
+            </w:pPr>
+            <w:r>
+              <w:rPr>
+                <w:sz w:val="24"/>
+                <w:szCs w:val="24"/>
+              </w:rPr>
+              <w:t>06-Oct-26</w:t>
+            </w:r>
+          </w:p>
+        </w:tc>
+        <w:tc>
+          <w:tcPr>
+            <w:tcW w:w="1247" w:type="dxa"/>
+          </w:tcPr>
+          <w:p>
+            <w:pPr>
+              <w:rPr>
+                <w:sz w:val="24"/>
+                <w:szCs w:val="24"/>
+              </w:rPr>
+            </w:pPr>
+            <w:r>
+              <w:rPr>
+                <w:sz w:val="24"/>
+                <w:szCs w:val="24"/>
+              </w:rPr>
+              <w:t>35</w:t>
+            </w:r>
+          </w:p>
+        </w:tc>
+        <w:tc>
+          <w:tcPr>
+            <w:tcW w:w="1701" w:type="dxa"/>
+          </w:tcPr>
+          <w:p>
+            <w:pPr>
+              <w:rPr>
+                <w:sz w:val="24"/>
+                <w:szCs w:val="24"/>
+              </w:rPr>
+            </w:pPr>
+            <w:r>
+              <w:rPr>
+                <w:sz w:val="24"/>
+                <w:szCs w:val="24"/>
+              </w:rPr>
+              <w:t>9 / 38</w:t>
+            </w:r>
+          </w:p>
+        </w:tc>
+        <w:tc>
+          <w:tcPr>
+            <w:tcW w:w="1417" w:type="dxa"/>
+            <w:shd w:val="clear" w:color="auto" w:fill="FFC7CE"/>
+          </w:tcPr>
+          <w:p>
+            <w:pPr>
+              <w:rPr>
+                <w:sz w:val="24"/>
+                <w:szCs w:val="24"/>
+              </w:rPr>
+            </w:pPr>
+            <w:r>
+              <w:rPr>
+                <w:sz w:val="24"/>
+                <w:szCs w:val="24"/>
+              </w:rPr>
+              <w:t>24%</w:t>
+            </w:r>
+          </w:p>
+        </w:tc>
+        <w:tc>
+          <w:tcPr>
+            <w:tcW w:w="1417" w:type="dxa"/>
+          </w:tcPr>
+          <w:p>
+            <w:pPr>
+              <w:rPr>
+                <w:sz w:val="24"/>
+                <w:szCs w:val="24"/>
+              </w:rPr>
+            </w:pPr>
+            <w:r>
+              <w:rPr>
+                <w:sz w:val="24"/>
+                <w:szCs w:val="24"/>
+              </w:rPr>
+              <w:t>24</w:t>
+            </w:r>
+          </w:p>
+        </w:tc>
+        <w:tc>
+          <w:tcPr>
+            <w:tcW w:w="1417" w:type="dxa"/>
+            <w:shd w:val="clear" w:color="auto" w:fill="FFC7CE"/>
+          </w:tcPr>
+          <w:p>
+            <w:pPr>
+              <w:rPr>
+                <w:sz w:val="24"/>
+                <w:szCs w:val="24"/>
+              </w:rPr>
+            </w:pPr>
+            <w:r>
+              <w:rPr>
+                <w:sz w:val="24"/>
+                <w:szCs w:val="24"/>
+              </w:rPr>
+              <w:t>15%</w:t>
+            </w:r>
+          </w:p>
+        </w:tc>
+      </w:tr>
+      <w:tr>
+        <w:tc>
+          <w:tcPr>
+            <w:tcW w:w="14399" w:type="dxa"/>
+            <w:gridSpan w:val="8"/>
+            <w:shd w:val="clear" w:color="auto" w:fill="DCE6F1"/>
+          </w:tcPr>
+          <w:p>
+            <w:pPr>
+              <w:rPr>
+                <w:sz w:val="24"/>
+                <w:szCs w:val="24"/>
+              </w:rPr>
+            </w:pPr>
+            <w:r>
+              <w:rPr>
+                <w:b/>
+                <w:sz w:val="24"/>
+                <w:szCs w:val="24"/>
+              </w:rPr>
+              <w:t>Marketing   (529 rows)</w:t>
+            </w:r>
+          </w:p>
+        </w:tc>
+      </w:tr>
+      <w:tr>
+        <w:tc>
+          <w:tcPr>
+            <w:tcW w:w="4706" w:type="dxa"/>
+          </w:tcPr>
+          <w:p>
+            <w:pPr>
+              <w:rPr>
+                <w:sz w:val="24"/>
+                <w:szCs w:val="24"/>
+              </w:rPr>
+            </w:pPr>
+            <w:r>
+              <w:rPr>
+                <w:sz w:val="24"/>
+                <w:szCs w:val="24"/>
+              </w:rPr>
+              <w:t xml:space="preserve">   Enquiry, Client, Quotation, Follow-ups, Leads</w:t>
+            </w:r>
+          </w:p>
+        </w:tc>
+        <w:tc>
+          <w:tcPr>
+            <w:tcW w:w="1247" w:type="dxa"/>
+          </w:tcPr>
+          <w:p>
+            <w:pPr>
+              <w:rPr>
+                <w:sz w:val="24"/>
+                <w:szCs w:val="24"/>
+              </w:rPr>
+            </w:pPr>
+            <w:r>
+              <w:rPr>
+                <w:sz w:val="24"/>
+                <w:szCs w:val="24"/>
+              </w:rPr>
+              <w:t>19-Dec-25</w:t>
+            </w:r>
+          </w:p>
+        </w:tc>
+        <w:tc>
+          <w:tcPr>
+            <w:tcW w:w="1247" w:type="dxa"/>
+          </w:tcPr>
+          <w:p>
+            <w:pPr>
+              <w:rPr>
+                <w:sz w:val="24"/>
+                <w:szCs w:val="24"/>
+              </w:rPr>
+            </w:pPr>
+            <w:r>
+              <w:rPr>
+                <w:sz w:val="24"/>
+                <w:szCs w:val="24"/>
+              </w:rPr>
+              <w:t>14-Oct-26</w:t>
+            </w:r>
+          </w:p>
+        </w:tc>
+        <w:tc>
+          <w:tcPr>
+            <w:tcW w:w="1247" w:type="dxa"/>
+          </w:tcPr>
+          <w:p>
+            <w:pPr>
+              <w:rPr>
+                <w:sz w:val="24"/>
+                <w:szCs w:val="24"/>
+              </w:rPr>
+            </w:pPr>
+            <w:r>
+              <w:rPr>
+                <w:sz w:val="24"/>
+                <w:szCs w:val="24"/>
+              </w:rPr>
+              <w:t>380</w:t>
+            </w:r>
+          </w:p>
+        </w:tc>
+        <w:tc>
+          <w:tcPr>
+            <w:tcW w:w="1701" w:type="dxa"/>
+          </w:tcPr>
+          <w:p>
+            <w:pPr>
+              <w:rPr>
+                <w:sz w:val="24"/>
+                <w:szCs w:val="24"/>
+              </w:rPr>
+            </w:pPr>
+            <w:r>
+              <w:rPr>
+                <w:sz w:val="24"/>
+                <w:szCs w:val="24"/>
+              </w:rPr>
+              <w:t>31 / 258</w:t>
+            </w:r>
+          </w:p>
+        </w:tc>
+        <w:tc>
+          <w:tcPr>
+            <w:tcW w:w="1417" w:type="dxa"/>
+            <w:shd w:val="clear" w:color="auto" w:fill="FFC7CE"/>
+          </w:tcPr>
+          <w:p>
+            <w:pPr>
+              <w:rPr>
+                <w:sz w:val="24"/>
+                <w:szCs w:val="24"/>
+              </w:rPr>
+            </w:pPr>
+            <w:r>
+              <w:rPr>
+                <w:sz w:val="24"/>
+                <w:szCs w:val="24"/>
+              </w:rPr>
+              <w:t>12%</w:t>
+            </w:r>
+          </w:p>
+        </w:tc>
+        <w:tc>
+          <w:tcPr>
+            <w:tcW w:w="1417" w:type="dxa"/>
+          </w:tcPr>
+          <w:p>
+            <w:pPr>
+              <w:rPr>
+                <w:sz w:val="24"/>
+                <w:szCs w:val="24"/>
+              </w:rPr>
+            </w:pPr>
+            <w:r>
+              <w:rPr>
+                <w:sz w:val="24"/>
+                <w:szCs w:val="24"/>
+              </w:rPr>
+              <w:t>25</w:t>
+            </w:r>
+          </w:p>
+        </w:tc>
+        <w:tc>
+          <w:tcPr>
+            <w:tcW w:w="1417" w:type="dxa"/>
+            <w:shd w:val="clear" w:color="auto" w:fill="FFC7CE"/>
+          </w:tcPr>
+          <w:p>
+            <w:pPr>
+              <w:rPr>
+                <w:sz w:val="24"/>
+                <w:szCs w:val="24"/>
+              </w:rPr>
+            </w:pPr>
+            <w:r>
+              <w:rPr>
+                <w:sz w:val="24"/>
+                <w:szCs w:val="24"/>
+              </w:rPr>
+              <w:t>15%</w:t>
+            </w:r>
+          </w:p>
+        </w:tc>
+      </w:tr>
+      <w:tr>
+        <w:tc>
+          <w:tcPr>
+            <w:tcW w:w="4706" w:type="dxa"/>
+          </w:tcPr>
+          <w:p>
+            <w:pPr>
+              <w:rPr>
+                <w:sz w:val="24"/>
+                <w:szCs w:val="24"/>
+              </w:rPr>
+            </w:pPr>
+            <w:r>
+              <w:rPr>
+                <w:sz w:val="24"/>
+                <w:szCs w:val="24"/>
+              </w:rPr>
+              <w:t xml:space="preserve">   Product Catalog &amp; Mail Templates</w:t>
+            </w:r>
+          </w:p>
+        </w:tc>
+        <w:tc>
+          <w:tcPr>
+            <w:tcW w:w="1247" w:type="dxa"/>
+          </w:tcPr>
+          <w:p>
+            <w:pPr>
+              <w:rPr>
+                <w:sz w:val="24"/>
+                <w:szCs w:val="24"/>
+              </w:rPr>
+            </w:pPr>
+            <w:r>
+              <w:rPr>
+                <w:sz w:val="24"/>
+                <w:szCs w:val="24"/>
+              </w:rPr>
+              <w:t>09-Oct-25</w:t>
+            </w:r>
+          </w:p>
+        </w:tc>
+        <w:tc>
+          <w:tcPr>
+            <w:tcW w:w="1247" w:type="dxa"/>
+          </w:tcPr>
+          <w:p>
+            <w:pPr>
+              <w:rPr>
+                <w:sz w:val="24"/>
+                <w:szCs w:val="24"/>
+              </w:rPr>
+            </w:pPr>
+            <w:r>
+              <w:rPr>
+                <w:sz w:val="24"/>
+                <w:szCs w:val="24"/>
+              </w:rPr>
+              <w:t>01-Aug-26</w:t>
+            </w:r>
+          </w:p>
+        </w:tc>
+        <w:tc>
+          <w:tcPr>
+            <w:tcW w:w="1247" w:type="dxa"/>
+          </w:tcPr>
+          <w:p>
+            <w:pPr>
+              <w:rPr>
+                <w:sz w:val="24"/>
+                <w:szCs w:val="24"/>
+              </w:rPr>
+            </w:pPr>
+            <w:r>
+              <w:rPr>
+                <w:sz w:val="24"/>
+                <w:szCs w:val="24"/>
+              </w:rPr>
+              <w:t>149</w:t>
+            </w:r>
+          </w:p>
+        </w:tc>
+        <w:tc>
+          <w:tcPr>
+            <w:tcW w:w="1701" w:type="dxa"/>
+          </w:tcPr>
+          <w:p>
+            <w:pPr>
+              <w:rPr>
+                <w:sz w:val="24"/>
+                <w:szCs w:val="24"/>
+              </w:rPr>
+            </w:pPr>
+            <w:r>
+              <w:rPr>
+                <w:sz w:val="24"/>
+                <w:szCs w:val="24"/>
+              </w:rPr>
+              <w:t>7 / 319</w:t>
+            </w:r>
+          </w:p>
+        </w:tc>
+        <w:tc>
+          <w:tcPr>
+            <w:tcW w:w="1417" w:type="dxa"/>
+            <w:shd w:val="clear" w:color="auto" w:fill="FFC7CE"/>
+          </w:tcPr>
+          <w:p>
+            <w:pPr>
+              <w:rPr>
+                <w:sz w:val="24"/>
+                <w:szCs w:val="24"/>
+              </w:rPr>
+            </w:pPr>
+            <w:r>
+              <w:rPr>
+                <w:sz w:val="24"/>
+                <w:szCs w:val="24"/>
+              </w:rPr>
+              <w:t>2%</w:t>
+            </w:r>
+          </w:p>
+        </w:tc>
+        <w:tc>
+          <w:tcPr>
+            <w:tcW w:w="1417" w:type="dxa"/>
+          </w:tcPr>
+          <w:p>
+            <w:pPr>
+              <w:rPr>
+                <w:sz w:val="24"/>
+                <w:szCs w:val="24"/>
+              </w:rPr>
+            </w:pPr>
+            <w:r>
+              <w:rPr>
+                <w:sz w:val="24"/>
+                <w:szCs w:val="24"/>
+              </w:rPr>
+              <w:t>0</w:t>
+            </w:r>
+          </w:p>
+        </w:tc>
+        <w:tc>
+          <w:tcPr>
+            <w:tcW w:w="1417" w:type="dxa"/>
+            <w:shd w:val="clear" w:color="auto" w:fill="FFC7CE"/>
+          </w:tcPr>
+          <w:p>
+            <w:pPr>
+              <w:rPr>
+                <w:sz w:val="24"/>
+                <w:szCs w:val="24"/>
+              </w:rPr>
+            </w:pPr>
+            <w:r>
+              <w:rPr>
+                <w:sz w:val="24"/>
+                <w:szCs w:val="24"/>
+              </w:rPr>
+              <w:t>0%</w:t>
+            </w:r>
+          </w:p>
+        </w:tc>
+      </w:tr>
+      <w:tr>
+        <w:tc>
+          <w:tcPr>
+            <w:tcW w:w="14399" w:type="dxa"/>
+            <w:gridSpan w:val="8"/>
+            <w:shd w:val="clear" w:color="auto" w:fill="DCE6F1"/>
+          </w:tcPr>
+          <w:p>
+            <w:pPr>
+              <w:rPr>
+                <w:sz w:val="24"/>
+                <w:szCs w:val="24"/>
+              </w:rPr>
+            </w:pPr>
+            <w:r>
+              <w:rPr>
+                <w:b/>
+                <w:sz w:val="24"/>
+                <w:szCs w:val="24"/>
+              </w:rPr>
+              <w:t>Operations   (932 rows)</w:t>
+            </w:r>
+          </w:p>
+        </w:tc>
+      </w:tr>
+      <w:tr>
+        <w:tc>
+          <w:tcPr>
+            <w:tcW w:w="4706" w:type="dxa"/>
+          </w:tcPr>
+          <w:p>
+            <w:pPr>
+              <w:rPr>
+                <w:sz w:val="24"/>
+                <w:szCs w:val="24"/>
+              </w:rPr>
+            </w:pPr>
+            <w:r>
+              <w:rPr>
+                <w:sz w:val="24"/>
+                <w:szCs w:val="24"/>
+              </w:rPr>
+              <w:t xml:space="preserve">   Fleet Management (fire tender vehicles)</w:t>
+            </w:r>
+          </w:p>
+        </w:tc>
+        <w:tc>
+          <w:tcPr>
+            <w:tcW w:w="1247" w:type="dxa"/>
+          </w:tcPr>
+          <w:p>
+            <w:pPr>
+              <w:rPr>
+                <w:sz w:val="24"/>
+                <w:szCs w:val="24"/>
+              </w:rPr>
+            </w:pPr>
+            <w:r>
+              <w:rPr>
+                <w:sz w:val="24"/>
+                <w:szCs w:val="24"/>
+              </w:rPr>
+              <w:t>22-May-26</w:t>
+            </w:r>
+          </w:p>
+        </w:tc>
+        <w:tc>
+          <w:tcPr>
+            <w:tcW w:w="1247" w:type="dxa"/>
+          </w:tcPr>
+          <w:p>
+            <w:pPr>
+              <w:rPr>
+                <w:sz w:val="24"/>
+                <w:szCs w:val="24"/>
+              </w:rPr>
+            </w:pPr>
+            <w:r>
+              <w:rPr>
+                <w:sz w:val="24"/>
+                <w:szCs w:val="24"/>
+              </w:rPr>
+              <w:t>15-Oct-26</w:t>
+            </w:r>
+          </w:p>
+        </w:tc>
+        <w:tc>
+          <w:tcPr>
+            <w:tcW w:w="1247" w:type="dxa"/>
+          </w:tcPr>
+          <w:p>
+            <w:pPr>
+              <w:rPr>
+                <w:sz w:val="24"/>
+                <w:szCs w:val="24"/>
+              </w:rPr>
+            </w:pPr>
+            <w:r>
+              <w:rPr>
+                <w:sz w:val="24"/>
+                <w:szCs w:val="24"/>
+              </w:rPr>
+              <w:t>932</w:t>
+            </w:r>
+          </w:p>
+        </w:tc>
+        <w:tc>
+          <w:tcPr>
+            <w:tcW w:w="1701" w:type="dxa"/>
+          </w:tcPr>
+          <w:p>
+            <w:pPr>
+              <w:rPr>
+                <w:sz w:val="24"/>
+                <w:szCs w:val="24"/>
+              </w:rPr>
+            </w:pPr>
+            <w:r>
+              <w:rPr>
+                <w:sz w:val="24"/>
+                <w:szCs w:val="24"/>
+              </w:rPr>
+              <w:t>73 / 126</w:t>
+            </w:r>
+          </w:p>
+        </w:tc>
+        <w:tc>
+          <w:tcPr>
+            <w:tcW w:w="1417" w:type="dxa"/>
+            <w:shd w:val="clear" w:color="auto" w:fill="FFEB9C"/>
+          </w:tcPr>
+          <w:p>
+            <w:pPr>
+              <w:rPr>
+                <w:sz w:val="24"/>
+                <w:szCs w:val="24"/>
+              </w:rPr>
+            </w:pPr>
+            <w:r>
+              <w:rPr>
+                <w:sz w:val="24"/>
+                <w:szCs w:val="24"/>
+              </w:rPr>
+              <w:t>58%</w:t>
+            </w:r>
+          </w:p>
+        </w:tc>
+        <w:tc>
+          <w:tcPr>
+            <w:tcW w:w="1417" w:type="dxa"/>
+          </w:tcPr>
+          <w:p>
+            <w:pPr>
+              <w:rPr>
+                <w:sz w:val="24"/>
+                <w:szCs w:val="24"/>
+              </w:rPr>
+            </w:pPr>
+            <w:r>
+              <w:rPr>
+                <w:sz w:val="24"/>
+                <w:szCs w:val="24"/>
+              </w:rPr>
+              <w:t>352</w:t>
+            </w:r>
+          </w:p>
+        </w:tc>
+        <w:tc>
+          <w:tcPr>
+            <w:tcW w:w="1417" w:type="dxa"/>
+            <w:shd w:val="clear" w:color="auto" w:fill="C6EFCE"/>
+          </w:tcPr>
+          <w:p>
+            <w:pPr>
+              <w:rPr>
+                <w:sz w:val="24"/>
+                <w:szCs w:val="24"/>
+              </w:rPr>
+            </w:pPr>
+            <w:r>
+              <w:rPr>
+                <w:sz w:val="24"/>
+                <w:szCs w:val="24"/>
+              </w:rPr>
+              <w:t>85%</w:t>
+            </w:r>
+          </w:p>
+        </w:tc>
+      </w:tr>
+      <w:tr>
+        <w:tc>
+          <w:tcPr>
+            <w:tcW w:w="14399" w:type="dxa"/>
+            <w:gridSpan w:val="8"/>
+            <w:shd w:val="clear" w:color="auto" w:fill="DCE6F1"/>
+          </w:tcPr>
+          <w:p>
+            <w:pPr>
+              <w:rPr>
+                <w:sz w:val="24"/>
+                <w:szCs w:val="24"/>
+              </w:rPr>
+            </w:pPr>
+            <w:r>
+              <w:rPr>
+                <w:b/>
+                <w:sz w:val="24"/>
+                <w:szCs w:val="24"/>
+              </w:rPr>
+              <w:t>Projects   (16 rows)</w:t>
+            </w:r>
+          </w:p>
+        </w:tc>
+      </w:tr>
+      <w:tr>
+        <w:tc>
+          <w:tcPr>
+            <w:tcW w:w="4706" w:type="dxa"/>
+          </w:tcPr>
+          <w:p>
+            <w:pPr>
+              <w:rPr>
+                <w:sz w:val="24"/>
+                <w:szCs w:val="24"/>
+              </w:rPr>
+            </w:pPr>
+            <w:r>
+              <w:rPr>
+                <w:sz w:val="24"/>
+                <w:szCs w:val="24"/>
+              </w:rPr>
+              <w:t xml:space="preserve">   OC / PO-WO Entry</w:t>
+            </w:r>
+          </w:p>
+        </w:tc>
+        <w:tc>
+          <w:tcPr>
+            <w:tcW w:w="1247" w:type="dxa"/>
+          </w:tcPr>
+          <w:p>
+            <w:pPr>
+              <w:rPr>
+                <w:sz w:val="24"/>
+                <w:szCs w:val="24"/>
+              </w:rPr>
+            </w:pPr>
+            <w:r>
+              <w:rPr>
+                <w:sz w:val="24"/>
+                <w:szCs w:val="24"/>
+              </w:rPr>
+              <w:t>12-Oct-26</w:t>
+            </w:r>
+          </w:p>
+        </w:tc>
+        <w:tc>
+          <w:tcPr>
+            <w:tcW w:w="1247" w:type="dxa"/>
+          </w:tcPr>
+          <w:p>
+            <w:pPr>
+              <w:rPr>
+                <w:sz w:val="24"/>
+                <w:szCs w:val="24"/>
+              </w:rPr>
+            </w:pPr>
+            <w:r>
+              <w:rPr>
+                <w:sz w:val="24"/>
+                <w:szCs w:val="24"/>
+              </w:rPr>
+              <w:t>13-Oct-26</w:t>
+            </w:r>
+          </w:p>
+        </w:tc>
+        <w:tc>
+          <w:tcPr>
+            <w:tcW w:w="1247" w:type="dxa"/>
+          </w:tcPr>
+          <w:p>
+            <w:pPr>
+              <w:rPr>
+                <w:sz w:val="24"/>
+                <w:szCs w:val="24"/>
+              </w:rPr>
+            </w:pPr>
+            <w:r>
+              <w:rPr>
+                <w:sz w:val="24"/>
+                <w:szCs w:val="24"/>
+              </w:rPr>
+              <w:t>16</w:t>
+            </w:r>
+          </w:p>
+        </w:tc>
+        <w:tc>
+          <w:tcPr>
+            <w:tcW w:w="1701" w:type="dxa"/>
+          </w:tcPr>
+          <w:p>
+            <w:pPr>
+              <w:rPr>
+                <w:sz w:val="24"/>
+                <w:szCs w:val="24"/>
+              </w:rPr>
+            </w:pPr>
+            <w:r>
+              <w:rPr>
+                <w:sz w:val="24"/>
+                <w:szCs w:val="24"/>
+              </w:rPr>
+              <w:t>2 / 3</w:t>
+            </w:r>
+          </w:p>
+        </w:tc>
+        <w:tc>
+          <w:tcPr>
+            <w:tcW w:w="1417" w:type="dxa"/>
+            <w:shd w:val="clear" w:color="auto" w:fill="C6EFCE"/>
+          </w:tcPr>
+          <w:p>
+            <w:pPr>
+              <w:rPr>
+                <w:sz w:val="24"/>
+                <w:szCs w:val="24"/>
+              </w:rPr>
+            </w:pPr>
+            <w:r>
+              <w:rPr>
+                <w:sz w:val="24"/>
+                <w:szCs w:val="24"/>
+              </w:rPr>
+              <w:t>67%</w:t>
+            </w:r>
+          </w:p>
+        </w:tc>
+        <w:tc>
+          <w:tcPr>
+            <w:tcW w:w="1417" w:type="dxa"/>
+          </w:tcPr>
+          <w:p>
+            <w:pPr>
+              <w:rPr>
+                <w:sz w:val="24"/>
+                <w:szCs w:val="24"/>
+              </w:rPr>
+            </w:pPr>
+            <w:r>
+              <w:rPr>
+                <w:sz w:val="24"/>
+                <w:szCs w:val="24"/>
+              </w:rPr>
+              <w:t>5</w:t>
+            </w:r>
+          </w:p>
+        </w:tc>
+        <w:tc>
+          <w:tcPr>
+            <w:tcW w:w="1417" w:type="dxa"/>
+            <w:shd w:val="clear" w:color="auto" w:fill="C6EFCE"/>
+          </w:tcPr>
+          <w:p>
+            <w:pPr>
+              <w:rPr>
+                <w:sz w:val="24"/>
+                <w:szCs w:val="24"/>
+              </w:rPr>
+            </w:pPr>
+            <w:r>
+              <w:rPr>
+                <w:sz w:val="24"/>
+                <w:szCs w:val="24"/>
+              </w:rPr>
+              <w:t>67%</w:t>
+            </w:r>
+          </w:p>
+        </w:tc>
+      </w:tr>
+      <w:tr>
+        <w:tc>
+          <w:tcPr>
+            <w:tcW w:w="14399" w:type="dxa"/>
+            <w:gridSpan w:val="8"/>
+            <w:shd w:val="clear" w:color="auto" w:fill="DCE6F1"/>
+          </w:tcPr>
+          <w:p>
+            <w:pPr>
+              <w:rPr>
+                <w:sz w:val="24"/>
+                <w:szCs w:val="24"/>
+              </w:rPr>
+            </w:pPr>
+            <w:r>
+              <w:rPr>
+                <w:b/>
+                <w:sz w:val="24"/>
+                <w:szCs w:val="24"/>
+              </w:rPr>
+              <w:lastRenderedPageBreak/>
+              <w:t>IEV   (6,968 rows)</w:t>
+            </w:r>
+          </w:p>
+        </w:tc>
+      </w:tr>
+      <w:tr>
+        <w:tc>
+          <w:tcPr>
+            <w:tcW w:w="4706" w:type="dxa"/>
+          </w:tcPr>
+          <w:p>
+            <w:pPr>
+              <w:rPr>
+                <w:sz w:val="24"/>
+                <w:szCs w:val="24"/>
+              </w:rPr>
+            </w:pPr>
+            <w:r>
+              <w:rPr>
+                <w:sz w:val="24"/>
+                <w:szCs w:val="24"/>
+              </w:rPr>
+              <w:t xml:space="preserve">   IEV Costing &amp; Manufacturing</w:t>
+            </w:r>
+          </w:p>
+        </w:tc>
+        <w:tc>
+          <w:tcPr>
+            <w:tcW w:w="1247" w:type="dxa"/>
+          </w:tcPr>
+          <w:p>
+            <w:pPr>
+              <w:rPr>
+                <w:sz w:val="24"/>
+                <w:szCs w:val="24"/>
+              </w:rPr>
+            </w:pPr>
+            <w:r>
+              <w:rPr>
+                <w:sz w:val="24"/>
+                <w:szCs w:val="24"/>
+              </w:rPr>
+              <w:t>12-Sep-25</w:t>
+            </w:r>
+          </w:p>
+        </w:tc>
+        <w:tc>
+          <w:tcPr>
+            <w:tcW w:w="1247" w:type="dxa"/>
+          </w:tcPr>
+          <w:p>
+            <w:pPr>
+              <w:rPr>
+                <w:sz w:val="24"/>
+                <w:szCs w:val="24"/>
+              </w:rPr>
+            </w:pPr>
+            <w:r>
+              <w:rPr>
+                <w:sz w:val="24"/>
+                <w:szCs w:val="24"/>
+              </w:rPr>
+              <w:t>12-Sep-26</w:t>
+            </w:r>
+          </w:p>
+        </w:tc>
+        <w:tc>
+          <w:tcPr>
+            <w:tcW w:w="1247" w:type="dxa"/>
+          </w:tcPr>
+          <w:p>
+            <w:pPr>
+              <w:rPr>
+                <w:sz w:val="24"/>
+                <w:szCs w:val="24"/>
+              </w:rPr>
+            </w:pPr>
+            <w:r>
+              <w:rPr>
+                <w:sz w:val="24"/>
+                <w:szCs w:val="24"/>
+              </w:rPr>
+              <w:t>6,968</w:t>
+            </w:r>
+          </w:p>
+        </w:tc>
+        <w:tc>
+          <w:tcPr>
+            <w:tcW w:w="1701" w:type="dxa"/>
+          </w:tcPr>
+          <w:p>
+            <w:pPr>
+              <w:rPr>
+                <w:sz w:val="24"/>
+                <w:szCs w:val="24"/>
+              </w:rPr>
+            </w:pPr>
+            <w:r>
+              <w:rPr>
+                <w:sz w:val="24"/>
+                <w:szCs w:val="24"/>
+              </w:rPr>
+              <w:t>16 / 342</w:t>
+            </w:r>
+          </w:p>
+        </w:tc>
+        <w:tc>
+          <w:tcPr>
+            <w:tcW w:w="1417" w:type="dxa"/>
+            <w:shd w:val="clear" w:color="auto" w:fill="FFC7CE"/>
+          </w:tcPr>
+          <w:p>
+            <w:pPr>
+              <w:rPr>
+                <w:sz w:val="24"/>
+                <w:szCs w:val="24"/>
+              </w:rPr>
+            </w:pPr>
+            <w:r>
+              <w:rPr>
+                <w:sz w:val="24"/>
+                <w:szCs w:val="24"/>
+              </w:rPr>
+              <w:t>5%</w:t>
+            </w:r>
+          </w:p>
+        </w:tc>
+        <w:tc>
+          <w:tcPr>
+            <w:tcW w:w="1417" w:type="dxa"/>
+          </w:tcPr>
+          <w:p>
+            <w:pPr>
+              <w:rPr>
+                <w:sz w:val="24"/>
+                <w:szCs w:val="24"/>
+              </w:rPr>
+            </w:pPr>
+            <w:r>
+              <w:rPr>
+                <w:sz w:val="24"/>
+                <w:szCs w:val="24"/>
+              </w:rPr>
+              <w:t>0</w:t>
+            </w:r>
+          </w:p>
+        </w:tc>
+        <w:tc>
+          <w:tcPr>
+            <w:tcW w:w="1417" w:type="dxa"/>
+            <w:shd w:val="clear" w:color="auto" w:fill="FFC7CE"/>
+          </w:tcPr>
+          <w:p>
+            <w:pPr>
+              <w:rPr>
+                <w:sz w:val="24"/>
+                <w:szCs w:val="24"/>
+              </w:rPr>
+            </w:pPr>
+            <w:r>
+              <w:rPr>
+                <w:sz w:val="24"/>
+                <w:szCs w:val="24"/>
+              </w:rPr>
+              <w:t>0%</w:t>
+            </w:r>
+          </w:p>
+        </w:tc>
+      </w:tr>
+      <w:tr>
+        <w:tc>
+          <w:tcPr>
+            <w:tcW w:w="14399" w:type="dxa"/>
+            <w:gridSpan w:val="8"/>
+            <w:shd w:val="clear" w:color="auto" w:fill="DCE6F1"/>
+          </w:tcPr>
+          <w:p>
+            <w:pPr>
+              <w:rPr>
+                <w:sz w:val="24"/>
+                <w:szCs w:val="24"/>
+              </w:rPr>
+            </w:pPr>
+            <w:r>
+              <w:rPr>
+                <w:b/>
+                <w:sz w:val="24"/>
+                <w:szCs w:val="24"/>
+              </w:rPr>
+              <w:t>All Employees   (673 rows)</w:t>
+            </w:r>
+          </w:p>
+        </w:tc>
+      </w:tr>
+      <w:tr>
+        <w:tc>
+          <w:tcPr>
+            <w:tcW w:w="4706" w:type="dxa"/>
+          </w:tcPr>
+          <w:p>
+            <w:pPr>
+              <w:rPr>
+                <w:sz w:val="24"/>
+                <w:szCs w:val="24"/>
+              </w:rPr>
+            </w:pPr>
+            <w:r>
+              <w:rPr>
+                <w:sz w:val="24"/>
+                <w:szCs w:val="24"/>
+              </w:rPr>
+              <w:t xml:space="preserve">   All Employees directory</w:t>
+            </w:r>
+          </w:p>
+        </w:tc>
+        <w:tc>
+          <w:tcPr>
+            <w:tcW w:w="1247" w:type="dxa"/>
+          </w:tcPr>
+          <w:p>
+            <w:pPr>
+              <w:rPr>
+                <w:sz w:val="24"/>
+                <w:szCs w:val="24"/>
+              </w:rPr>
+            </w:pPr>
+            <w:r>
+              <w:rPr>
+                <w:sz w:val="24"/>
+                <w:szCs w:val="24"/>
+              </w:rPr>
+              <w:t>05-Dec-25</w:t>
+            </w:r>
+          </w:p>
+        </w:tc>
+        <w:tc>
+          <w:tcPr>
+            <w:tcW w:w="1247" w:type="dxa"/>
+          </w:tcPr>
+          <w:p>
+            <w:pPr>
+              <w:rPr>
+                <w:sz w:val="24"/>
+                <w:szCs w:val="24"/>
+              </w:rPr>
+            </w:pPr>
+            <w:r>
+              <w:rPr>
+                <w:sz w:val="24"/>
+                <w:szCs w:val="24"/>
+              </w:rPr>
+              <w:t>12-Oct-26</w:t>
+            </w:r>
+          </w:p>
+        </w:tc>
+        <w:tc>
+          <w:tcPr>
+            <w:tcW w:w="1247" w:type="dxa"/>
+          </w:tcPr>
+          <w:p>
+            <w:pPr>
+              <w:rPr>
+                <w:sz w:val="24"/>
+                <w:szCs w:val="24"/>
+              </w:rPr>
+            </w:pPr>
+            <w:r>
+              <w:rPr>
+                <w:sz w:val="24"/>
+                <w:szCs w:val="24"/>
+              </w:rPr>
+              <w:t>673</w:t>
+            </w:r>
+          </w:p>
+        </w:tc>
+        <w:tc>
+          <w:tcPr>
+            <w:tcW w:w="1701" w:type="dxa"/>
+          </w:tcPr>
+          <w:p>
+            <w:pPr>
+              <w:rPr>
+                <w:sz w:val="24"/>
+                <w:szCs w:val="24"/>
+              </w:rPr>
+            </w:pPr>
+            <w:r>
+              <w:rPr>
+                <w:sz w:val="24"/>
+                <w:szCs w:val="24"/>
+              </w:rPr>
+              <w:t>56 / 270</w:t>
+            </w:r>
+          </w:p>
+        </w:tc>
+        <w:tc>
+          <w:tcPr>
+            <w:tcW w:w="1417" w:type="dxa"/>
+            <w:shd w:val="clear" w:color="auto" w:fill="FFC7CE"/>
+          </w:tcPr>
+          <w:p>
+            <w:pPr>
+              <w:rPr>
+                <w:sz w:val="24"/>
+                <w:szCs w:val="24"/>
+              </w:rPr>
+            </w:pPr>
+            <w:r>
+              <w:rPr>
+                <w:sz w:val="24"/>
+                <w:szCs w:val="24"/>
+              </w:rPr>
+              <w:t>21%</w:t>
+            </w:r>
+          </w:p>
+        </w:tc>
+        <w:tc>
+          <w:tcPr>
+            <w:tcW w:w="1417" w:type="dxa"/>
+          </w:tcPr>
+          <w:p>
+            <w:pPr>
+              <w:rPr>
+                <w:sz w:val="24"/>
+                <w:szCs w:val="24"/>
+              </w:rPr>
+            </w:pPr>
+            <w:r>
+              <w:rPr>
+                <w:sz w:val="24"/>
+                <w:szCs w:val="24"/>
+              </w:rPr>
+              <w:t>95</w:t>
+            </w:r>
+          </w:p>
+        </w:tc>
+        <w:tc>
+          <w:tcPr>
+            <w:tcW w:w="1417" w:type="dxa"/>
+            <w:shd w:val="clear" w:color="auto" w:fill="FFEB9C"/>
+          </w:tcPr>
+          <w:p>
+            <w:pPr>
+              <w:rPr>
+                <w:sz w:val="24"/>
+                <w:szCs w:val="24"/>
+              </w:rPr>
+            </w:pPr>
+            <w:r>
+              <w:rPr>
+                <w:sz w:val="24"/>
+                <w:szCs w:val="24"/>
+              </w:rPr>
+              <w:t>46%</w:t>
+            </w:r>
+          </w:p>
+        </w:tc>
+      </w:tr>
+      <w:tr>
+        <w:tc>
+          <w:tcPr>
+            <w:tcW w:w="14399" w:type="dxa"/>
+            <w:gridSpan w:val="8"/>
+            <w:shd w:val="clear" w:color="auto" w:fill="DCE6F1"/>
+          </w:tcPr>
+          <w:p>
+            <w:pPr>
+              <w:rPr>
+                <w:sz w:val="24"/>
+                <w:szCs w:val="24"/>
+              </w:rPr>
+            </w:pPr>
+            <w:r>
+              <w:rPr>
+                <w:b/>
+                <w:sz w:val="24"/>
+                <w:szCs w:val="24"/>
+              </w:rPr>
+              <w:t>Client/In-House Mail Outreach   (663 rows)</w:t>
+            </w:r>
+          </w:p>
+        </w:tc>
+      </w:tr>
+      <w:tr>
+        <w:tc>
+          <w:tcPr>
+            <w:tcW w:w="4706" w:type="dxa"/>
+          </w:tcPr>
+          <w:p>
+            <w:pPr>
+              <w:rPr>
+                <w:sz w:val="24"/>
+                <w:szCs w:val="24"/>
+              </w:rPr>
+            </w:pPr>
+            <w:r>
+              <w:rPr>
+                <w:sz w:val="24"/>
+                <w:szCs w:val="24"/>
+              </w:rPr>
+              <w:t xml:space="preserve">   Mail campaigns, groups, templates</w:t>
+            </w:r>
+          </w:p>
+        </w:tc>
+        <w:tc>
+          <w:tcPr>
+            <w:tcW w:w="1247" w:type="dxa"/>
+          </w:tcPr>
+          <w:p>
+            <w:pPr>
+              <w:rPr>
+                <w:sz w:val="24"/>
+                <w:szCs w:val="24"/>
+              </w:rPr>
+            </w:pPr>
+            <w:r>
+              <w:rPr>
+                <w:sz w:val="24"/>
+                <w:szCs w:val="24"/>
+              </w:rPr>
+              <w:t>22-Aug-26</w:t>
+            </w:r>
+          </w:p>
+        </w:tc>
+        <w:tc>
+          <w:tcPr>
+            <w:tcW w:w="1247" w:type="dxa"/>
+          </w:tcPr>
+          <w:p>
+            <w:pPr>
+              <w:rPr>
+                <w:sz w:val="24"/>
+                <w:szCs w:val="24"/>
+              </w:rPr>
+            </w:pPr>
+            <w:r>
+              <w:rPr>
+                <w:sz w:val="24"/>
+                <w:szCs w:val="24"/>
+              </w:rPr>
+              <w:t>15-Oct-26</w:t>
+            </w:r>
+          </w:p>
+        </w:tc>
+        <w:tc>
+          <w:tcPr>
+            <w:tcW w:w="1247" w:type="dxa"/>
+          </w:tcPr>
+          <w:p>
+            <w:pPr>
+              <w:rPr>
+                <w:sz w:val="24"/>
+                <w:szCs w:val="24"/>
+              </w:rPr>
+            </w:pPr>
+            <w:r>
+              <w:rPr>
+                <w:sz w:val="24"/>
+                <w:szCs w:val="24"/>
+              </w:rPr>
+              <w:t>663</w:t>
+            </w:r>
+          </w:p>
+        </w:tc>
+        <w:tc>
+          <w:tcPr>
+            <w:tcW w:w="1701" w:type="dxa"/>
+          </w:tcPr>
+          <w:p>
+            <w:pPr>
+              <w:rPr>
+                <w:sz w:val="24"/>
+                <w:szCs w:val="24"/>
+              </w:rPr>
+            </w:pPr>
+            <w:r>
+              <w:rPr>
+                <w:sz w:val="24"/>
+                <w:szCs w:val="24"/>
+              </w:rPr>
+              <w:t>5 / 47</w:t>
+            </w:r>
+          </w:p>
+        </w:tc>
+        <w:tc>
+          <w:tcPr>
+            <w:tcW w:w="1417" w:type="dxa"/>
+            <w:shd w:val="clear" w:color="auto" w:fill="FFC7CE"/>
+          </w:tcPr>
+          <w:p>
+            <w:pPr>
+              <w:rPr>
+                <w:sz w:val="24"/>
+                <w:szCs w:val="24"/>
+              </w:rPr>
+            </w:pPr>
+            <w:r>
+              <w:rPr>
+                <w:sz w:val="24"/>
+                <w:szCs w:val="24"/>
+              </w:rPr>
+              <w:t>11%</w:t>
+            </w:r>
+          </w:p>
+        </w:tc>
+        <w:tc>
+          <w:tcPr>
+            <w:tcW w:w="1417" w:type="dxa"/>
+          </w:tcPr>
+          <w:p>
+            <w:pPr>
+              <w:rPr>
+                <w:sz w:val="24"/>
+                <w:szCs w:val="24"/>
+              </w:rPr>
+            </w:pPr>
+            <w:r>
+              <w:rPr>
+                <w:sz w:val="24"/>
+                <w:szCs w:val="24"/>
+              </w:rPr>
+              <w:t>658</w:t>
+            </w:r>
+          </w:p>
+        </w:tc>
+        <w:tc>
+          <w:tcPr>
+            <w:tcW w:w="1417" w:type="dxa"/>
+            <w:shd w:val="clear" w:color="auto" w:fill="FFC7CE"/>
+          </w:tcPr>
+          <w:p>
+            <w:pPr>
+              <w:rPr>
+                <w:sz w:val="24"/>
+                <w:szCs w:val="24"/>
+              </w:rPr>
+            </w:pPr>
+            <w:r>
+              <w:rPr>
+                <w:sz w:val="24"/>
+                <w:szCs w:val="24"/>
+              </w:rPr>
+              <w:t>15%</w:t>
+            </w:r>
+          </w:p>
+        </w:tc>
+      </w:tr>
+      <w:tr>
+        <w:tc>
+          <w:tcPr>
+            <w:tcW w:w="14399" w:type="dxa"/>
+            <w:gridSpan w:val="8"/>
+            <w:shd w:val="clear" w:color="auto" w:fill="DCE6F1"/>
+          </w:tcPr>
+          <w:p>
+            <w:pPr>
+              <w:rPr>
+                <w:sz w:val="24"/>
+                <w:szCs w:val="24"/>
+              </w:rPr>
+            </w:pPr>
+            <w:r>
+              <w:rPr>
+                <w:b/>
+                <w:sz w:val="24"/>
+                <w:szCs w:val="24"/>
+              </w:rPr>
+              <w:t>User Management   (699 rows)</w:t>
+            </w:r>
+          </w:p>
+        </w:tc>
+      </w:tr>
+      <w:tr>
+        <w:tc>
+          <w:tcPr>
+            <w:tcW w:w="4706" w:type="dxa"/>
+          </w:tcPr>
+          <w:p>
+            <w:pPr>
+              <w:rPr>
+                <w:sz w:val="24"/>
+                <w:szCs w:val="24"/>
+              </w:rPr>
+            </w:pPr>
+            <w:r>
+              <w:rPr>
+                <w:sz w:val="24"/>
+                <w:szCs w:val="24"/>
+              </w:rPr>
+              <w:t xml:space="preserve">   Users, roles &amp; access</w:t>
+            </w:r>
+          </w:p>
+        </w:tc>
+        <w:tc>
+          <w:tcPr>
+            <w:tcW w:w="1247" w:type="dxa"/>
+          </w:tcPr>
+          <w:p>
+            <w:pPr>
+              <w:rPr>
+                <w:sz w:val="24"/>
+                <w:szCs w:val="24"/>
+              </w:rPr>
+            </w:pPr>
+            <w:r>
+              <w:rPr>
+                <w:sz w:val="24"/>
+                <w:szCs w:val="24"/>
+              </w:rPr>
+              <w:t>24-Jan-26</w:t>
+            </w:r>
+          </w:p>
+        </w:tc>
+        <w:tc>
+          <w:tcPr>
+            <w:tcW w:w="1247" w:type="dxa"/>
+          </w:tcPr>
+          <w:p>
+            <w:pPr>
+              <w:rPr>
+                <w:sz w:val="24"/>
+                <w:szCs w:val="24"/>
+              </w:rPr>
+            </w:pPr>
+            <w:r>
+              <w:rPr>
+                <w:sz w:val="24"/>
+                <w:szCs w:val="24"/>
+              </w:rPr>
+              <w:t>14-Oct-26</w:t>
+            </w:r>
+          </w:p>
+        </w:tc>
+        <w:tc>
+          <w:tcPr>
+            <w:tcW w:w="1247" w:type="dxa"/>
+          </w:tcPr>
+          <w:p>
+            <w:pPr>
+              <w:rPr>
+                <w:sz w:val="24"/>
+                <w:szCs w:val="24"/>
+              </w:rPr>
+            </w:pPr>
+            <w:r>
+              <w:rPr>
+                <w:sz w:val="24"/>
+                <w:szCs w:val="24"/>
+              </w:rPr>
+              <w:t>699</w:t>
+            </w:r>
+          </w:p>
+        </w:tc>
+        <w:tc>
+          <w:tcPr>
+            <w:tcW w:w="1701" w:type="dxa"/>
+          </w:tcPr>
+          <w:p>
+            <w:pPr>
+              <w:rPr>
+                <w:sz w:val="24"/>
+                <w:szCs w:val="24"/>
+              </w:rPr>
+            </w:pPr>
+            <w:r>
+              <w:rPr>
+                <w:sz w:val="24"/>
+                <w:szCs w:val="24"/>
+              </w:rPr>
+              <w:t>64 / 227</w:t>
+            </w:r>
+          </w:p>
+        </w:tc>
+        <w:tc>
+          <w:tcPr>
+            <w:tcW w:w="1417" w:type="dxa"/>
+            <w:shd w:val="clear" w:color="auto" w:fill="FFEB9C"/>
+          </w:tcPr>
+          <w:p>
+            <w:pPr>
+              <w:rPr>
+                <w:sz w:val="24"/>
+                <w:szCs w:val="24"/>
+              </w:rPr>
+            </w:pPr>
+            <w:r>
+              <w:rPr>
+                <w:sz w:val="24"/>
+                <w:szCs w:val="24"/>
+              </w:rPr>
+              <w:t>28%</w:t>
+            </w:r>
+          </w:p>
+        </w:tc>
+        <w:tc>
+          <w:tcPr>
+            <w:tcW w:w="1417" w:type="dxa"/>
+          </w:tcPr>
+          <w:p>
+            <w:pPr>
+              <w:rPr>
+                <w:sz w:val="24"/>
+                <w:szCs w:val="24"/>
+              </w:rPr>
+            </w:pPr>
+            <w:r>
+              <w:rPr>
+                <w:sz w:val="24"/>
+                <w:szCs w:val="24"/>
+              </w:rPr>
+              <w:t>66</w:t>
+            </w:r>
+          </w:p>
+        </w:tc>
+        <w:tc>
+          <w:tcPr>
+            <w:tcW w:w="1417" w:type="dxa"/>
+            <w:shd w:val="clear" w:color="auto" w:fill="FFEB9C"/>
+          </w:tcPr>
+          <w:p>
+            <w:pPr>
+              <w:rPr>
+                <w:sz w:val="24"/>
+                <w:szCs w:val="24"/>
+              </w:rPr>
+            </w:pPr>
+            <w:r>
+              <w:rPr>
+                <w:sz w:val="24"/>
+                <w:szCs w:val="24"/>
+              </w:rPr>
+              <w:t>50%</w:t>
+            </w:r>
+          </w:p>
+        </w:tc>
+      </w:tr>
+      <w:tr>
+        <w:tc>
+          <w:tcPr>
+            <w:tcW w:w="14399" w:type="dxa"/>
+            <w:gridSpan w:val="8"/>
+            <w:shd w:val="clear" w:color="auto" w:fill="DCE6F1"/>
+          </w:tcPr>
+          <w:p>
+            <w:pPr>
+              <w:rPr>
+                <w:sz w:val="24"/>
+                <w:szCs w:val="24"/>
+              </w:rPr>
+            </w:pPr>
+            <w:r>
+              <w:rPr>
+                <w:b/>
+                <w:sz w:val="24"/>
+                <w:szCs w:val="24"/>
+              </w:rPr>
+              <w:t>Software subscriptions   (49 rows)</w:t>
+            </w:r>
+          </w:p>
+        </w:tc>
+      </w:tr>
+      <w:tr>
+        <w:tc>
+          <w:tcPr>
+            <w:tcW w:w="4706" w:type="dxa"/>
+          </w:tcPr>
+          <w:p>
+            <w:pPr>
+              <w:rPr>
+                <w:sz w:val="24"/>
+                <w:szCs w:val="24"/>
+              </w:rPr>
+            </w:pPr>
+            <w:r>
+              <w:rPr>
+                <w:sz w:val="24"/>
+                <w:szCs w:val="24"/>
+              </w:rPr>
+              <w:t xml:space="preserve">   Subscriptions &amp; invoice uploads</w:t>
+            </w:r>
+          </w:p>
+        </w:tc>
+        <w:tc>
+          <w:tcPr>
+            <w:tcW w:w="1247" w:type="dxa"/>
+          </w:tcPr>
+          <w:p>
+            <w:pPr>
+              <w:rPr>
+                <w:sz w:val="24"/>
+                <w:szCs w:val="24"/>
+              </w:rPr>
+            </w:pPr>
+            <w:r>
+              <w:rPr>
+                <w:sz w:val="24"/>
+                <w:szCs w:val="24"/>
+              </w:rPr>
+              <w:t>12-May-26</w:t>
+            </w:r>
+          </w:p>
+        </w:tc>
+        <w:tc>
+          <w:tcPr>
+            <w:tcW w:w="1247" w:type="dxa"/>
+          </w:tcPr>
+          <w:p>
+            <w:pPr>
+              <w:rPr>
+                <w:sz w:val="24"/>
+                <w:szCs w:val="24"/>
+              </w:rPr>
+            </w:pPr>
+            <w:r>
+              <w:rPr>
+                <w:sz w:val="24"/>
+                <w:szCs w:val="24"/>
+              </w:rPr>
+              <w:t>29-Sep-26</w:t>
+            </w:r>
+          </w:p>
+        </w:tc>
+        <w:tc>
+          <w:tcPr>
+            <w:tcW w:w="1247" w:type="dxa"/>
+          </w:tcPr>
+          <w:p>
+            <w:pPr>
+              <w:rPr>
+                <w:sz w:val="24"/>
+                <w:szCs w:val="24"/>
+              </w:rPr>
+            </w:pPr>
+            <w:r>
+              <w:rPr>
+                <w:sz w:val="24"/>
+                <w:szCs w:val="24"/>
+              </w:rPr>
+              <w:t>49</w:t>
+            </w:r>
+          </w:p>
+        </w:tc>
+        <w:tc>
+          <w:tcPr>
+            <w:tcW w:w="1701" w:type="dxa"/>
+          </w:tcPr>
+          <w:p>
+            <w:pPr>
+              <w:rPr>
+                <w:sz w:val="24"/>
+                <w:szCs w:val="24"/>
+              </w:rPr>
+            </w:pPr>
+            <w:r>
+              <w:rPr>
+                <w:sz w:val="24"/>
+                <w:szCs w:val="24"/>
+              </w:rPr>
+              <w:t>20 / 135</w:t>
+            </w:r>
+          </w:p>
+        </w:tc>
+        <w:tc>
+          <w:tcPr>
+            <w:tcW w:w="1417" w:type="dxa"/>
+            <w:shd w:val="clear" w:color="auto" w:fill="FFC7CE"/>
+          </w:tcPr>
+          <w:p>
+            <w:pPr>
+              <w:rPr>
+                <w:sz w:val="24"/>
+                <w:szCs w:val="24"/>
+              </w:rPr>
+            </w:pPr>
+            <w:r>
+              <w:rPr>
+                <w:sz w:val="24"/>
+                <w:szCs w:val="24"/>
+              </w:rPr>
+              <w:t>15%</w:t>
+            </w:r>
+          </w:p>
+        </w:tc>
+        <w:tc>
+          <w:tcPr>
+            <w:tcW w:w="1417" w:type="dxa"/>
+          </w:tcPr>
+          <w:p>
+            <w:pPr>
+              <w:rPr>
+                <w:sz w:val="24"/>
+                <w:szCs w:val="24"/>
+              </w:rPr>
+            </w:pPr>
+            <w:r>
+              <w:rPr>
+                <w:sz w:val="24"/>
+                <w:szCs w:val="24"/>
+              </w:rPr>
+              <w:t>7</w:t>
+            </w:r>
+          </w:p>
+        </w:tc>
+        <w:tc>
+          <w:tcPr>
+            <w:tcW w:w="1417" w:type="dxa"/>
+            <w:shd w:val="clear" w:color="auto" w:fill="FFC7CE"/>
+          </w:tcPr>
+          <w:p>
+            <w:pPr>
+              <w:rPr>
+                <w:sz w:val="24"/>
+                <w:szCs w:val="24"/>
+              </w:rPr>
+            </w:pPr>
+            <w:r>
+              <w:rPr>
+                <w:sz w:val="24"/>
+                <w:szCs w:val="24"/>
+              </w:rPr>
+              <w:t>8%</w:t>
             </w:r>
           </w:p>
         </w:tc>
@@ -1916,80 +4331,18 @@
     </w:tbl>
     <w:p/>
     <w:p>
-      <w:r>
-        <w:rPr>
-          <w:b/>
-        </w:rPr>
-        <w:t>Key observations</w:t>
-      </w:r>
-    </w:p>
-    <w:p>
       <w:pPr>
         <w:pStyle w:val="ListBullet"/>
-        <w:spacing w:after="0"/>
+        <w:numPr>
+          <w:ilvl w:val="0"/>
+          <w:numId w:val="0"/>
+        </w:numPr>
+        <w:ind w:left="360"/>
       </w:pPr>
-      <w:r>
-        <w:t>Attendance is the most-used module: ~89.6k rows, entries on almost every day; 18.8k new rows in the last 30 days (biometric punches + register).</w:t>
-      </w:r>
-    </w:p>
-    <w:p>
-      <w:pPr>
-        <w:pStyle w:val="ListBullet"/>
-        <w:spacing w:after="0"/>
-      </w:pPr>
-      <w:r>
-        <w:t>Fire Tender Vehicle Ops is in steady daily use (trip log: 759 trips, 292 in last 30 days; documents actively uploaded).</w:t>
-      </w:r>
-    </w:p>
-    <w:p>
-      <w:pPr>
-        <w:pStyle w:val="ListBullet"/>
-        <w:spacing w:after="0"/>
-      </w:pPr>
-      <w:r>
-        <w:t>HR &amp; People and Sites are used regularly (~60% / ~40% of working days in the last month), mainly employee master and site assignments.</w:t>
-      </w:r>
-    </w:p>
-    <w:p>
-      <w:pPr>
-        <w:pStyle w:val="ListBullet"/>
-        <w:spacing w:after="0"/>
-      </w:pPr>
-      <w:r>
-        <w:t>Payroll was run in bulk for May–Jun 2026 (832 payslips) and is now moving to the new salary-structure flow (116 structures in Oct); monthly runs not yet regular.</w:t>
-      </w:r>
-    </w:p>
-    <w:p>
-      <w:pPr>
-        <w:pStyle w:val="ListBullet"/>
-        <w:spacing w:after="0"/>
-      </w:pPr>
-      <w:r>
-        <w:t>Marketing &amp; Commercial: 60 enquiries, 41 quotations/costing sheets – usage is low and sporadic (4 active days last month); needs team adoption push.</w:t>
-      </w:r>
-    </w:p>
-    <w:p>
-      <w:pPr>
-        <w:pStyle w:val="ListBullet"/>
-        <w:spacing w:after="0"/>
-      </w:pPr>
-      <w:r>
-        <w:t>CRM Mail, Compliance &amp; OC and Probation reminders went live in Aug–Oct 2026 – too new for a reliable trend.</w:t>
-      </w:r>
-    </w:p>
-    <w:p>
-      <w:r>
-        <w:rPr>
-          <w:i/>
-          <w:sz w:val="15"/>
-        </w:rPr>
-        <w:lastRenderedPageBreak/>
-        <w:t>Method: "Usage" = days on which at least one new record was created ÷ working days (6/week) since the first record. Colour: green ≥60%, amber 25–59%, red &lt;25%. Bulk imports/master data inflate row counts but count as a single active day.</w:t>
-      </w:r>
     </w:p>
     <w:sectPr>
       <w:pgSz w:w="16838" w:h="11906" w:orient="landscape"/>
-      <w:pgMar w:top="680" w:right="680" w:bottom="680" w:left="680" w:header="720" w:footer="720" w:gutter="0"/>
+      <w:pgMar w:top="454" w:right="567" w:bottom="454" w:left="567" w:header="720" w:footer="720" w:gutter="0"/>
       <w:cols w:space="720"/>
       <w:docGrid w:linePitch="360"/>
     </w:sectPr>
@@ -2170,31 +4523,31 @@
       </w:rPr>
     </w:lvl>
   </w:abstractNum>
-  <w:num w:numId="1" w16cid:durableId="154994447">
+  <w:num w:numId="1" w16cid:durableId="2122526245">
     <w:abstractNumId w:val="8"/>
   </w:num>
-  <w:num w:numId="2" w16cid:durableId="1389306767">
+  <w:num w:numId="2" w16cid:durableId="1907258745">
     <w:abstractNumId w:val="6"/>
   </w:num>
-  <w:num w:numId="3" w16cid:durableId="492142319">
+  <w:num w:numId="3" w16cid:durableId="1995142744">
     <w:abstractNumId w:val="5"/>
   </w:num>
-  <w:num w:numId="4" w16cid:durableId="175848221">
+  <w:num w:numId="4" w16cid:durableId="58097527">
     <w:abstractNumId w:val="4"/>
   </w:num>
-  <w:num w:numId="5" w16cid:durableId="1949963295">
+  <w:num w:numId="5" w16cid:durableId="1329871441">
     <w:abstractNumId w:val="7"/>
   </w:num>
-  <w:num w:numId="6" w16cid:durableId="266425082">
+  <w:num w:numId="6" w16cid:durableId="559559166">
     <w:abstractNumId w:val="3"/>
   </w:num>
-  <w:num w:numId="7" w16cid:durableId="2054965065">
+  <w:num w:numId="7" w16cid:durableId="296034178">
     <w:abstractNumId w:val="2"/>
   </w:num>
-  <w:num w:numId="8" w16cid:durableId="39979177">
+  <w:num w:numId="8" w16cid:durableId="416445821">
     <w:abstractNumId w:val="1"/>
   </w:num>
-  <w:num w:numId="9" w16cid:durableId="1337611327">
+  <w:num w:numId="9" w16cid:durableId="1836066009">
     <w:abstractNumId w:val="0"/>
   </w:num>
 </w:numbering>
@@ -2590,9 +4943,12 @@
     <w:name w:val="Normal"/>
     <w:qFormat/>
     <w:rsid w:val="00FC693F"/>
+    <w:pPr>
+      <w:spacing w:after="0"/>
+    </w:pPr>
     <w:rPr>
       <w:rFonts w:ascii="Calibri" w:hAnsi="Calibri"/>
-      <w:sz w:val="18"/>
+      <w:sz w:val="15"/>
     </w:rPr>
   </w:style>
   <w:style w:type="paragraph" w:styleId="Heading1">
@@ -2606,7 +4962,7 @@
     <w:pPr>
       <w:keepNext/>
       <w:keepLines/>
-      <w:spacing w:before="480" w:after="0"/>
+      <w:spacing w:before="480"/>
       <w:outlineLvl w:val="0"/>
     </w:pPr>
     <w:rPr>
@@ -2630,7 +4986,7 @@
     <w:pPr>
       <w:keepNext/>
       <w:keepLines/>
-      <w:spacing w:before="200" w:after="0"/>
+      <w:spacing w:before="200"/>
       <w:outlineLvl w:val="1"/>
     </w:pPr>
     <w:rPr>
@@ -2654,7 +5010,7 @@
     <w:pPr>
       <w:keepNext/>
       <w:keepLines/>
-      <w:spacing w:before="200" w:after="0"/>
+      <w:spacing w:before="200"/>
       <w:outlineLvl w:val="2"/>
     </w:pPr>
     <w:rPr>
@@ -2677,7 +5033,7 @@
     <w:pPr>
       <w:keepNext/>
       <w:keepLines/>
-      <w:spacing w:before="200" w:after="0"/>
+      <w:spacing w:before="200"/>
       <w:outlineLvl w:val="3"/>
     </w:pPr>
     <w:rPr>
@@ -2702,7 +5058,7 @@
     <w:pPr>
       <w:keepNext/>
       <w:keepLines/>
-      <w:spacing w:before="200" w:after="0"/>
+      <w:spacing w:before="200"/>
       <w:outlineLvl w:val="4"/>
     </w:pPr>
     <w:rPr>
@@ -2723,7 +5079,7 @@
     <w:pPr>
       <w:keepNext/>
       <w:keepLines/>
-      <w:spacing w:before="200" w:after="0"/>
+      <w:spacing w:before="200"/>
       <w:outlineLvl w:val="5"/>
     </w:pPr>
     <w:rPr>
@@ -2746,7 +5102,7 @@
     <w:pPr>
       <w:keepNext/>
       <w:keepLines/>
-      <w:spacing w:before="200" w:after="0"/>
+      <w:spacing w:before="200"/>
       <w:outlineLvl w:val="6"/>
     </w:pPr>
     <w:rPr>
@@ -2769,7 +5125,7 @@
     <w:pPr>
       <w:keepNext/>
       <w:keepLines/>
-      <w:spacing w:before="200" w:after="0"/>
+      <w:spacing w:before="200"/>
       <w:outlineLvl w:val="7"/>
     </w:pPr>
     <w:rPr>
@@ -2792,7 +5148,7 @@
     <w:pPr>
       <w:keepNext/>
       <w:keepLines/>
-      <w:spacing w:before="200" w:after="0"/>
+      <w:spacing w:before="200"/>
       <w:outlineLvl w:val="8"/>
     </w:pPr>
     <w:rPr>
@@ -2843,7 +5199,7 @@
         <w:tab w:val="center" w:pos="4680"/>
         <w:tab w:val="right" w:pos="9360"/>
       </w:tabs>
-      <w:spacing w:after="0" w:line="240" w:lineRule="auto"/>
+      <w:spacing w:line="240" w:lineRule="auto"/>
     </w:pPr>
   </w:style>
   <w:style w:type="character" w:customStyle="1" w:styleId="HeaderChar">
@@ -2865,7 +5221,7 @@
         <w:tab w:val="center" w:pos="4680"/>
         <w:tab w:val="right" w:pos="9360"/>
       </w:tabs>
-      <w:spacing w:after="0" w:line="240" w:lineRule="auto"/>
+      <w:spacing w:line="240" w:lineRule="auto"/>
     </w:pPr>
   </w:style>
   <w:style w:type="character" w:customStyle="1" w:styleId="FooterChar">
@@ -3388,6 +5744,7 @@
       <w:b/>
       <w:bCs/>
       <w:color w:val="4F81BD" w:themeColor="accent1"/>
+      <w:sz w:val="18"/>
       <w:szCs w:val="18"/>
     </w:rPr>
   </w:style>
